--- a/五郎_成果物/スタッフ専用_導入設定手順書.docx
+++ b/五郎_成果物/スタッフ専用_導入設定手順書.docx
@@ -64,7 +64,7 @@
           <w:b w:val="0"/>
           <w:sz w:val="21"/>
         </w:rPr>
-        <w:t>1ステップずつ説明しますので、順番どおりに進めてください。途中でわからなくなったら、社長か五郎に聞いてください。一緒に直します。</w:t>
+        <w:t>1ステップずつ説明します。途中でわからなくなったら、社長か五郎に聞いてください。一緒に直します。</w:t>
       </w:r>
     </w:p>
     <w:p>
@@ -92,16 +92,6 @@
       <w:r>
         <w:rPr>
           <w:rFonts w:ascii="Meiryo" w:hAnsi="Meiryo" w:eastAsia="Meiryo"/>
-          <w:b w:val="0"/>
-          <w:sz w:val="21"/>
-        </w:rPr>
-        <w:t>この手順を始める前に、2つだけ決めてください。</w:t>
-      </w:r>
-    </w:p>
-    <w:p>
-      <w:r>
-        <w:rPr>
-          <w:rFonts w:ascii="Meiryo" w:hAnsi="Meiryo" w:eastAsia="Meiryo"/>
           <w:b/>
           <w:sz w:val="21"/>
         </w:rPr>
@@ -115,7 +105,7 @@
           <w:b w:val="0"/>
           <w:sz w:val="21"/>
         </w:rPr>
-        <w:t xml:space="preserve">あなたの秘書に名前をつけてください。この手順書では </w:t>
+        <w:t xml:space="preserve">あなたの秘書に名前をつけてください。この手順書の </w:t>
       </w:r>
       <w:r>
         <w:rPr>
@@ -131,7 +121,7 @@
           <w:b w:val="0"/>
           <w:sz w:val="21"/>
         </w:rPr>
-        <w:t xml:space="preserve"> と書いてあるところを、決めた名前に書き換えます。まだ決まらなければ空のままでもOK（「あなたの秘書」と名乗ります）。</w:t>
+        <w:t xml:space="preserve"> を書き換えます。まだ決まらなければ空のままでもOK。</w:t>
       </w:r>
     </w:p>
     <w:p>
@@ -307,7 +297,7 @@
                 <w:b w:val="0"/>
                 <w:sz w:val="20"/>
               </w:rPr>
-              <w:t>あなたが担当している業務（例：出荷、検品、発注、問い合わせ対応 など）</w:t>
+              <w:t>担当業務（例：出荷、検品、発注、問い合わせ対応 など）</w:t>
             </w:r>
           </w:p>
         </w:tc>
@@ -502,7 +492,7 @@
                 <w:b w:val="0"/>
                 <w:sz w:val="20"/>
               </w:rPr>
-              <w:t>Proプラン（月額 約3,000円）の支払い用。</w:t>
+              <w:t>Proプラン（月額 約3,000円）。</w:t>
             </w:r>
             <w:r>
               <w:rPr>
@@ -518,7 +508,7 @@
                 <w:b w:val="0"/>
                 <w:sz w:val="20"/>
               </w:rPr>
-              <w:t>が行う。会社のアメックスゴールドカード</w:t>
+              <w:t>。会社のアメックスゴールドカード</w:t>
             </w:r>
           </w:p>
         </w:tc>
@@ -552,7 +542,7 @@
                 <w:b w:val="0"/>
                 <w:sz w:val="20"/>
               </w:rPr>
-              <w:t>確認コードを受け取るのに使う場合あり</w:t>
+              <w:t>確認コードを受け取る場合あり</w:t>
             </w:r>
           </w:p>
         </w:tc>
@@ -681,7 +671,7 @@
                 <w:b w:val="0"/>
                 <w:sz w:val="20"/>
               </w:rPr>
-              <w:t>Claudeのアカウントを無料で作る</w:t>
+              <w:t>Claudeのアカウントを作る</w:t>
             </w:r>
           </w:p>
         </w:tc>
@@ -731,7 +721,7 @@
                 <w:b w:val="0"/>
                 <w:sz w:val="20"/>
               </w:rPr>
-              <w:t>Proプラン（月額）に申し込む</w:t>
+              <w:t>Proプランに申し込む</w:t>
             </w:r>
           </w:p>
         </w:tc>
@@ -781,7 +771,7 @@
                 <w:b w:val="0"/>
                 <w:sz w:val="20"/>
               </w:rPr>
-              <w:t>デスクトップアプリを入れてログインする</w:t>
+              <w:t>デスクトップアプリを入れる</w:t>
             </w:r>
           </w:p>
         </w:tc>
@@ -831,7 +821,7 @@
                 <w:b w:val="0"/>
                 <w:sz w:val="20"/>
               </w:rPr>
-              <w:t>秘書の道具（ツール）をそろえる ※未導入のPCのみ</w:t>
+              <w:t>Claude Code（秘書の本体）を入れる</w:t>
             </w:r>
           </w:p>
         </w:tc>
@@ -881,6 +871,156 @@
                 <w:b w:val="0"/>
                 <w:sz w:val="20"/>
               </w:rPr>
+              <w:t>秘書の道具（ツール）をそろえる</w:t>
+            </w:r>
+          </w:p>
+        </w:tc>
+        <w:tc>
+          <w:tcPr>
+            <w:tcW w:type="dxa" w:w="2880"/>
+          </w:tcPr>
+          <w:p>
+            <w:r/>
+            <w:r>
+              <w:rPr>
+                <w:rFonts w:ascii="Meiryo" w:hAnsi="Meiryo" w:eastAsia="Meiryo"/>
+                <w:b w:val="0"/>
+                <w:sz w:val="20"/>
+              </w:rPr>
+              <w:t>約5分</w:t>
+            </w:r>
+          </w:p>
+        </w:tc>
+      </w:tr>
+      <w:tr>
+        <w:tc>
+          <w:tcPr>
+            <w:tcW w:type="dxa" w:w="2880"/>
+          </w:tcPr>
+          <w:p>
+            <w:r/>
+            <w:r>
+              <w:rPr>
+                <w:rFonts w:ascii="Meiryo" w:hAnsi="Meiryo" w:eastAsia="Meiryo"/>
+                <w:b w:val="0"/>
+                <w:sz w:val="20"/>
+              </w:rPr>
+              <w:t>6</w:t>
+            </w:r>
+          </w:p>
+        </w:tc>
+        <w:tc>
+          <w:tcPr>
+            <w:tcW w:type="dxa" w:w="2880"/>
+          </w:tcPr>
+          <w:p>
+            <w:r/>
+            <w:r>
+              <w:rPr>
+                <w:rFonts w:ascii="Meiryo" w:hAnsi="Meiryo" w:eastAsia="Meiryo"/>
+                <w:b w:val="0"/>
+                <w:sz w:val="20"/>
+              </w:rPr>
+              <w:t>保存先フォルダを設定する</w:t>
+            </w:r>
+          </w:p>
+        </w:tc>
+        <w:tc>
+          <w:tcPr>
+            <w:tcW w:type="dxa" w:w="2880"/>
+          </w:tcPr>
+          <w:p>
+            <w:r/>
+            <w:r>
+              <w:rPr>
+                <w:rFonts w:ascii="Meiryo" w:hAnsi="Meiryo" w:eastAsia="Meiryo"/>
+                <w:b w:val="0"/>
+                <w:sz w:val="20"/>
+              </w:rPr>
+              <w:t>約5分</w:t>
+            </w:r>
+          </w:p>
+        </w:tc>
+      </w:tr>
+      <w:tr>
+        <w:tc>
+          <w:tcPr>
+            <w:tcW w:type="dxa" w:w="2880"/>
+          </w:tcPr>
+          <w:p>
+            <w:r/>
+            <w:r>
+              <w:rPr>
+                <w:rFonts w:ascii="Meiryo" w:hAnsi="Meiryo" w:eastAsia="Meiryo"/>
+                <w:b w:val="0"/>
+                <w:sz w:val="20"/>
+              </w:rPr>
+              <w:t>7</w:t>
+            </w:r>
+          </w:p>
+        </w:tc>
+        <w:tc>
+          <w:tcPr>
+            <w:tcW w:type="dxa" w:w="2880"/>
+          </w:tcPr>
+          <w:p>
+            <w:r/>
+            <w:r>
+              <w:rPr>
+                <w:rFonts w:ascii="Meiryo" w:hAnsi="Meiryo" w:eastAsia="Meiryo"/>
+                <w:b w:val="0"/>
+                <w:sz w:val="20"/>
+              </w:rPr>
+              <w:t>コネクタを追加する（Gmail等）</w:t>
+            </w:r>
+          </w:p>
+        </w:tc>
+        <w:tc>
+          <w:tcPr>
+            <w:tcW w:type="dxa" w:w="2880"/>
+          </w:tcPr>
+          <w:p>
+            <w:r/>
+            <w:r>
+              <w:rPr>
+                <w:rFonts w:ascii="Meiryo" w:hAnsi="Meiryo" w:eastAsia="Meiryo"/>
+                <w:b w:val="0"/>
+                <w:sz w:val="20"/>
+              </w:rPr>
+              <w:t>約5分</w:t>
+            </w:r>
+          </w:p>
+        </w:tc>
+      </w:tr>
+      <w:tr>
+        <w:tc>
+          <w:tcPr>
+            <w:tcW w:type="dxa" w:w="2880"/>
+          </w:tcPr>
+          <w:p>
+            <w:r/>
+            <w:r>
+              <w:rPr>
+                <w:rFonts w:ascii="Meiryo" w:hAnsi="Meiryo" w:eastAsia="Meiryo"/>
+                <w:b w:val="0"/>
+                <w:sz w:val="20"/>
+              </w:rPr>
+              <w:t>8</w:t>
+            </w:r>
+          </w:p>
+        </w:tc>
+        <w:tc>
+          <w:tcPr>
+            <w:tcW w:type="dxa" w:w="2880"/>
+          </w:tcPr>
+          <w:p>
+            <w:r/>
+            <w:r>
+              <w:rPr>
+                <w:rFonts w:ascii="Meiryo" w:hAnsi="Meiryo" w:eastAsia="Meiryo"/>
+                <w:b w:val="0"/>
+                <w:sz w:val="20"/>
+              </w:rPr>
               <w:t>秘書を"誕生"させる</w:t>
             </w:r>
           </w:p>
@@ -906,6 +1046,13 @@
     <w:p/>
     <w:p>
       <w:pPr>
+        <w:pBdr>
+          <w:bottom w:val="single" w:sz="6" w:space="1" w:color="C9A8E0"/>
+        </w:pBdr>
+      </w:pPr>
+    </w:p>
+    <w:p>
+      <w:pPr>
         <w:spacing w:before="200" w:after="80"/>
       </w:pPr>
       <w:r>
@@ -928,7 +1075,7 @@
           <w:b w:val="0"/>
           <w:sz w:val="21"/>
         </w:rPr>
-        <w:t>パソコンでインターネット（Edge や Chrome）を開きます。</w:t>
+        <w:t>パソコンでインターネット（Edge や Chrome）を開く。</w:t>
       </w:r>
     </w:p>
     <w:p>
@@ -941,7 +1088,7 @@
           <w:b w:val="0"/>
           <w:sz w:val="21"/>
         </w:rPr>
-        <w:t xml:space="preserve">画面いちばん上の白い住所欄に </w:t>
+        <w:t xml:space="preserve">住所欄に </w:t>
       </w:r>
       <w:r>
         <w:rPr>
@@ -957,7 +1104,7 @@
           <w:b w:val="0"/>
           <w:sz w:val="21"/>
         </w:rPr>
-        <w:t xml:space="preserve"> と入力し、キーボードの </w:t>
+        <w:t xml:space="preserve"> と入力して </w:t>
       </w:r>
       <w:r>
         <w:rPr>
@@ -973,7 +1120,7 @@
           <w:b w:val="0"/>
           <w:sz w:val="21"/>
         </w:rPr>
-        <w:t xml:space="preserve"> を押します。</w:t>
+        <w:t>。</w:t>
       </w:r>
     </w:p>
     <w:p>
@@ -986,7 +1133,7 @@
           <w:b w:val="0"/>
           <w:sz w:val="21"/>
         </w:rPr>
-        <w:t>Claude（クロード）のページが開きます。「</w:t>
+        <w:t>「</w:t>
       </w:r>
       <w:r>
         <w:rPr>
@@ -1002,21 +1149,13 @@
           <w:b w:val="0"/>
           <w:sz w:val="21"/>
         </w:rPr>
-        <w:t>」または「無料で始める」をクリック。</w:t>
+        <w:t>」をクリック。</w:t>
       </w:r>
     </w:p>
     <w:p>
       <w:pPr>
         <w:pStyle w:val="ListNumber"/>
       </w:pPr>
-      <w:r>
-        <w:rPr>
-          <w:rFonts w:ascii="Meiryo" w:hAnsi="Meiryo" w:eastAsia="Meiryo"/>
-          <w:b w:val="0"/>
-          <w:sz w:val="21"/>
-        </w:rPr>
-        <w:t>メールアドレス欄に</w:t>
-      </w:r>
       <w:r>
         <w:rPr>
           <w:rFonts w:ascii="Meiryo" w:hAnsi="Meiryo" w:eastAsia="Meiryo"/>
@@ -1044,7 +1183,7 @@
           <w:b w:val="0"/>
           <w:sz w:val="21"/>
         </w:rPr>
-        <w:t>入力したメール宛に</w:t>
+        <w:t>メールに届いた</w:t>
       </w:r>
       <w:r>
         <w:rPr>
@@ -1060,7 +1199,7 @@
           <w:b w:val="0"/>
           <w:sz w:val="21"/>
         </w:rPr>
-        <w:t>が届きます。メールを開き、その数字を画面に入力します。</w:t>
+        <w:t>を画面に入力。</w:t>
       </w:r>
     </w:p>
     <w:p>
@@ -1073,21 +1212,15 @@
           <w:b w:val="0"/>
           <w:sz w:val="21"/>
         </w:rPr>
-        <w:t>名前の入力や簡単な質問が出たら、画面の案内どおりに進めます。</w:t>
+        <w:t>チャット画面が出たら成功。</w:t>
       </w:r>
     </w:p>
     <w:p>
       <w:pPr>
-        <w:pStyle w:val="ListNumber"/>
+        <w:pBdr>
+          <w:bottom w:val="single" w:sz="6" w:space="1" w:color="C9A8E0"/>
+        </w:pBdr>
       </w:pPr>
-      <w:r>
-        <w:rPr>
-          <w:rFonts w:ascii="Meiryo" w:hAnsi="Meiryo" w:eastAsia="Meiryo"/>
-          <w:b w:val="0"/>
-          <w:sz w:val="21"/>
-        </w:rPr>
-        <w:t>チャット画面が出たら、アカウント作成は成功です。</w:t>
-      </w:r>
     </w:p>
     <w:p>
       <w:pPr>
@@ -1100,7 +1233,7 @@
           <w:color w:val="5B2C83"/>
           <w:sz w:val="30"/>
         </w:rPr>
-        <w:t>STEP 2　Proプラン（月額）に申し込む</w:t>
+        <w:t>STEP 2　Proプランに申し込む</w:t>
       </w:r>
     </w:p>
     <w:p>
@@ -1126,7 +1259,7 @@
           <w:color w:val="444444"/>
           <w:sz w:val="20"/>
         </w:rPr>
-        <w:t xml:space="preserve"> クレジットカード番号の入力は、</w:t>
+        <w:t xml:space="preserve"> カード番号の入力は、</w:t>
       </w:r>
       <w:r>
         <w:rPr>
@@ -1144,7 +1277,7 @@
           <w:color w:val="444444"/>
           <w:sz w:val="20"/>
         </w:rPr>
-        <w:t>が行ってください（安全のためのルール）。</w:t>
+        <w:t>が行ってください。</w:t>
       </w:r>
     </w:p>
     <w:p>
@@ -1157,7 +1290,7 @@
           <w:b w:val="0"/>
           <w:sz w:val="21"/>
         </w:rPr>
-        <w:t>Claudeの画面で、左下の自分の名前（またはアイコン）をクリック。</w:t>
+        <w:t>Claudeの画面で、左下の自分の名前をクリック。</w:t>
       </w:r>
     </w:p>
     <w:p>
@@ -1223,7 +1356,7 @@
           <w:b/>
           <w:sz w:val="21"/>
         </w:rPr>
-        <w:t>プランをアップグレード / Upgrade</w:t>
+        <w:t>プランをアップグレード</w:t>
       </w:r>
       <w:r>
         <w:rPr>
@@ -1231,20 +1364,7 @@
           <w:b w:val="0"/>
           <w:sz w:val="21"/>
         </w:rPr>
-        <w:t>」をクリック。</w:t>
-      </w:r>
-    </w:p>
-    <w:p>
-      <w:pPr>
-        <w:pStyle w:val="ListNumber"/>
-      </w:pPr>
-      <w:r>
-        <w:rPr>
-          <w:rFonts w:ascii="Meiryo" w:hAnsi="Meiryo" w:eastAsia="Meiryo"/>
-          <w:b w:val="0"/>
-          <w:sz w:val="21"/>
-        </w:rPr>
-        <w:t>「</w:t>
+        <w:t>」→「</w:t>
       </w:r>
       <w:r>
         <w:rPr>
@@ -1260,7 +1380,7 @@
           <w:b w:val="0"/>
           <w:sz w:val="21"/>
         </w:rPr>
-        <w:t>」の下のボタンを押す。</w:t>
+        <w:t>」を選ぶ。</w:t>
       </w:r>
     </w:p>
     <w:p>
@@ -1273,7 +1393,7 @@
           <w:b w:val="0"/>
           <w:sz w:val="21"/>
         </w:rPr>
-        <w:t>クレジットカード情報を入力し、申し込みを確定。</w:t>
+        <w:t>カード情報を入力し、確定。</w:t>
       </w:r>
     </w:p>
     <w:p>
@@ -1283,11 +1403,68 @@
       <w:r>
         <w:rPr>
           <w:rFonts w:ascii="Meiryo" w:hAnsi="Meiryo" w:eastAsia="Meiryo"/>
+          <w:b/>
+          <w:sz w:val="21"/>
+        </w:rPr>
+        <w:t>完了したら、一度ログアウトして再ログインする。</w:t>
+      </w:r>
+      <w:r>
+        <w:rPr>
+          <w:rFonts w:ascii="Meiryo" w:hAnsi="Meiryo" w:eastAsia="Meiryo"/>
           <w:b w:val="0"/>
           <w:sz w:val="21"/>
         </w:rPr>
-        <w:t>完了画面が出れば、Proプラン開始です。</w:t>
+        <w:t xml:space="preserve"> そうしないと画面の表示がProに切り替わりません。</w:t>
       </w:r>
+    </w:p>
+    <w:p>
+      <w:pPr>
+        <w:pStyle w:val="ListBullet"/>
+      </w:pPr>
+      <w:r>
+        <w:rPr>
+          <w:rFonts w:ascii="Meiryo" w:hAnsi="Meiryo" w:eastAsia="Meiryo"/>
+          <w:b w:val="0"/>
+          <w:sz w:val="21"/>
+        </w:rPr>
+        <w:t>ログアウト：左下の名前 →「</w:t>
+      </w:r>
+      <w:r>
+        <w:rPr>
+          <w:rFonts w:ascii="Meiryo" w:hAnsi="Meiryo" w:eastAsia="Meiryo"/>
+          <w:b/>
+          <w:sz w:val="21"/>
+        </w:rPr>
+        <w:t>Log out</w:t>
+      </w:r>
+      <w:r>
+        <w:rPr>
+          <w:rFonts w:ascii="Meiryo" w:hAnsi="Meiryo" w:eastAsia="Meiryo"/>
+          <w:b w:val="0"/>
+          <w:sz w:val="21"/>
+        </w:rPr>
+        <w:t>」</w:t>
+      </w:r>
+    </w:p>
+    <w:p>
+      <w:pPr>
+        <w:pStyle w:val="ListBullet"/>
+      </w:pPr>
+      <w:r>
+        <w:rPr>
+          <w:rFonts w:ascii="Meiryo" w:hAnsi="Meiryo" w:eastAsia="Meiryo"/>
+          <w:b w:val="0"/>
+          <w:sz w:val="21"/>
+        </w:rPr>
+        <w:t>その後、もう一度 claude.ai を開いてログイン</w:t>
+      </w:r>
+    </w:p>
+    <w:p>
+      <w:pPr>
+        <w:pBdr>
+          <w:bottom w:val="single" w:sz="6" w:space="1" w:color="C9A8E0"/>
+        </w:pBdr>
+      </w:pPr>
     </w:p>
     <w:p>
       <w:pPr>
@@ -1300,7 +1477,7 @@
           <w:color w:val="5B2C83"/>
           <w:sz w:val="30"/>
         </w:rPr>
-        <w:t>STEP 3　デスクトップアプリを入れてログインする</w:t>
+        <w:t>STEP 3　デスクトップアプリ（Claude）を入れる</w:t>
       </w:r>
     </w:p>
     <w:p>
@@ -1400,7 +1577,7 @@
           <w:b w:val="0"/>
           <w:sz w:val="21"/>
         </w:rPr>
-        <w:t>インストールが終わったら、Claudeアプリを開いてログイン。</w:t>
+        <w:t>デスクトップにClaudeアイコンができたら完了。</w:t>
       </w:r>
     </w:p>
     <w:p>
@@ -1413,7 +1590,23 @@
           <w:b w:val="0"/>
           <w:sz w:val="21"/>
         </w:rPr>
-        <w:t>作業画面が開けば成功です。</w:t>
+        <w:t>Claudeアプリを開き、</w:t>
+      </w:r>
+      <w:r>
+        <w:rPr>
+          <w:rFonts w:ascii="Meiryo" w:hAnsi="Meiryo" w:eastAsia="Meiryo"/>
+          <w:b/>
+          <w:sz w:val="21"/>
+        </w:rPr>
+        <w:t>自分のアカウント</w:t>
+      </w:r>
+      <w:r>
+        <w:rPr>
+          <w:rFonts w:ascii="Meiryo" w:hAnsi="Meiryo" w:eastAsia="Meiryo"/>
+          <w:b w:val="0"/>
+          <w:sz w:val="21"/>
+        </w:rPr>
+        <w:t>でログイン。</w:t>
       </w:r>
     </w:p>
     <w:p>
@@ -1430,26 +1623,15 @@
           <w:color w:val="444444"/>
           <w:sz w:val="20"/>
         </w:rPr>
-        <w:t>ログインは必ず</w:t>
+        <w:t>社長や他のスタッフのアカウントではログインしないでください。</w:t>
       </w:r>
-      <w:r>
-        <w:rPr>
-          <w:rFonts w:ascii="Meiryo" w:hAnsi="Meiryo" w:eastAsia="Meiryo"/>
-          <w:b/>
-          <w:color w:val="444444"/>
-          <w:sz w:val="20"/>
-        </w:rPr>
-        <w:t>ご自身のアカウント</w:t>
-      </w:r>
-      <w:r>
-        <w:rPr>
-          <w:rFonts w:ascii="Meiryo" w:hAnsi="Meiryo" w:eastAsia="Meiryo"/>
-          <w:b w:val="0"/>
-          <w:color w:val="444444"/>
-          <w:sz w:val="20"/>
-        </w:rPr>
-        <w:t>で。社長や他のスタッフのアカウントではありません。</w:t>
-      </w:r>
+    </w:p>
+    <w:p>
+      <w:pPr>
+        <w:pBdr>
+          <w:bottom w:val="single" w:sz="6" w:space="1" w:color="C9A8E0"/>
+        </w:pBdr>
+      </w:pPr>
     </w:p>
     <w:p>
       <w:pPr>
@@ -1462,7 +1644,7 @@
           <w:color w:val="5B2C83"/>
           <w:sz w:val="30"/>
         </w:rPr>
-        <w:t>STEP 4　秘書の道具（ツール）をそろえる　※未導入のPCのみ</w:t>
+        <w:t>STEP 4　Claude Code（秘書の本体）を入れる</w:t>
       </w:r>
     </w:p>
     <w:p>
@@ -1472,7 +1654,7 @@
           <w:b w:val="0"/>
           <w:sz w:val="21"/>
         </w:rPr>
-        <w:t>秘書がWord・Excel・PDFづくりを実際にこなせるよう、パソコンへ「道具」を入れます。</w:t>
+        <w:t>秘書が</w:t>
       </w:r>
       <w:r>
         <w:rPr>
@@ -1480,7 +1662,7 @@
           <w:b/>
           <w:sz w:val="21"/>
         </w:rPr>
-        <w:t>すべて無料</w:t>
+        <w:t>ファイルを触ったり、書類を実際に作ったりできる</w:t>
       </w:r>
       <w:r>
         <w:rPr>
@@ -1488,7 +1670,300 @@
           <w:b w:val="0"/>
           <w:sz w:val="21"/>
         </w:rPr>
-        <w:t>。</w:t>
+        <w:t>ようにする道具です。</w:t>
+      </w:r>
+    </w:p>
+    <w:p>
+      <w:pPr>
+        <w:spacing w:after="80"/>
+      </w:pPr>
+      <w:r>
+        <w:rPr>
+          <w:rFonts w:ascii="Meiryo" w:hAnsi="Meiryo" w:eastAsia="Meiryo"/>
+          <w:b/>
+          <w:color w:val="5B2C83"/>
+          <w:sz w:val="25"/>
+        </w:rPr>
+        <w:t>まずGitを入れる（Claude Codeに必要）</w:t>
+      </w:r>
+    </w:p>
+    <w:p>
+      <w:pPr>
+        <w:pStyle w:val="ListNumber"/>
+      </w:pPr>
+      <w:r>
+        <w:rPr>
+          <w:rFonts w:ascii="Meiryo" w:hAnsi="Meiryo" w:eastAsia="Meiryo"/>
+          <w:b w:val="0"/>
+          <w:sz w:val="21"/>
+        </w:rPr>
+        <w:t xml:space="preserve">住所欄に </w:t>
+      </w:r>
+      <w:r>
+        <w:rPr>
+          <w:rFonts w:ascii="Meiryo" w:hAnsi="Meiryo" w:eastAsia="Meiryo"/>
+          <w:b/>
+          <w:sz w:val="21"/>
+        </w:rPr>
+        <w:t>`git-scm.com`</w:t>
+      </w:r>
+      <w:r>
+        <w:rPr>
+          <w:rFonts w:ascii="Meiryo" w:hAnsi="Meiryo" w:eastAsia="Meiryo"/>
+          <w:b w:val="0"/>
+          <w:sz w:val="21"/>
+        </w:rPr>
+        <w:t xml:space="preserve"> と入力して Enter。</w:t>
+      </w:r>
+    </w:p>
+    <w:p>
+      <w:pPr>
+        <w:pStyle w:val="ListNumber"/>
+      </w:pPr>
+      <w:r>
+        <w:rPr>
+          <w:rFonts w:ascii="Meiryo" w:hAnsi="Meiryo" w:eastAsia="Meiryo"/>
+          <w:b w:val="0"/>
+          <w:sz w:val="21"/>
+        </w:rPr>
+        <w:t>「</w:t>
+      </w:r>
+      <w:r>
+        <w:rPr>
+          <w:rFonts w:ascii="Meiryo" w:hAnsi="Meiryo" w:eastAsia="Meiryo"/>
+          <w:b/>
+          <w:sz w:val="21"/>
+        </w:rPr>
+        <w:t>Download for Windows</w:t>
+      </w:r>
+      <w:r>
+        <w:rPr>
+          <w:rFonts w:ascii="Meiryo" w:hAnsi="Meiryo" w:eastAsia="Meiryo"/>
+          <w:b w:val="0"/>
+          <w:sz w:val="21"/>
+        </w:rPr>
+        <w:t>」をクリック。</w:t>
+      </w:r>
+    </w:p>
+    <w:p>
+      <w:pPr>
+        <w:pStyle w:val="ListNumber"/>
+      </w:pPr>
+      <w:r>
+        <w:rPr>
+          <w:rFonts w:ascii="Meiryo" w:hAnsi="Meiryo" w:eastAsia="Meiryo"/>
+          <w:b w:val="0"/>
+          <w:sz w:val="21"/>
+        </w:rPr>
+        <w:t>ダウンロードされたファイルをダブルクリック。</w:t>
+      </w:r>
+    </w:p>
+    <w:p>
+      <w:pPr>
+        <w:pStyle w:val="ListNumber"/>
+      </w:pPr>
+      <w:r>
+        <w:rPr>
+          <w:rFonts w:ascii="Meiryo" w:hAnsi="Meiryo" w:eastAsia="Meiryo"/>
+          <w:b w:val="0"/>
+          <w:sz w:val="21"/>
+        </w:rPr>
+        <w:t>設定画面がいくつか出ますが、</w:t>
+      </w:r>
+      <w:r>
+        <w:rPr>
+          <w:rFonts w:ascii="Meiryo" w:hAnsi="Meiryo" w:eastAsia="Meiryo"/>
+          <w:b/>
+          <w:sz w:val="21"/>
+        </w:rPr>
+        <w:t>すべてそのまま「Next」→最後に「Install」</w:t>
+      </w:r>
+      <w:r>
+        <w:rPr>
+          <w:rFonts w:ascii="Meiryo" w:hAnsi="Meiryo" w:eastAsia="Meiryo"/>
+          <w:b w:val="0"/>
+          <w:sz w:val="21"/>
+        </w:rPr>
+        <w:t>。何も変えなくて大丈夫。</w:t>
+      </w:r>
+    </w:p>
+    <w:p>
+      <w:pPr>
+        <w:pStyle w:val="ListNumber"/>
+      </w:pPr>
+      <w:r>
+        <w:rPr>
+          <w:rFonts w:ascii="Meiryo" w:hAnsi="Meiryo" w:eastAsia="Meiryo"/>
+          <w:b w:val="0"/>
+          <w:sz w:val="21"/>
+        </w:rPr>
+        <w:t>「Finish」で完了。</w:t>
+      </w:r>
+    </w:p>
+    <w:p>
+      <w:pPr>
+        <w:spacing w:after="80"/>
+      </w:pPr>
+      <w:r>
+        <w:rPr>
+          <w:rFonts w:ascii="Meiryo" w:hAnsi="Meiryo" w:eastAsia="Meiryo"/>
+          <w:b/>
+          <w:color w:val="5B2C83"/>
+          <w:sz w:val="25"/>
+        </w:rPr>
+        <w:t>Claude Codeを入れる</w:t>
+      </w:r>
+    </w:p>
+    <w:p>
+      <w:pPr>
+        <w:pStyle w:val="ListNumber"/>
+      </w:pPr>
+      <w:r>
+        <w:rPr>
+          <w:rFonts w:ascii="Meiryo" w:hAnsi="Meiryo" w:eastAsia="Meiryo"/>
+          <w:b w:val="0"/>
+          <w:sz w:val="21"/>
+        </w:rPr>
+        <w:t>デスクトップアプリ（Claude）を開く。</w:t>
+      </w:r>
+    </w:p>
+    <w:p>
+      <w:pPr>
+        <w:pStyle w:val="ListNumber"/>
+      </w:pPr>
+      <w:r>
+        <w:rPr>
+          <w:rFonts w:ascii="Meiryo" w:hAnsi="Meiryo" w:eastAsia="Meiryo"/>
+          <w:b w:val="0"/>
+          <w:sz w:val="21"/>
+        </w:rPr>
+        <w:t>左下の自分の名前 →「</w:t>
+      </w:r>
+      <w:r>
+        <w:rPr>
+          <w:rFonts w:ascii="Meiryo" w:hAnsi="Meiryo" w:eastAsia="Meiryo"/>
+          <w:b/>
+          <w:sz w:val="21"/>
+        </w:rPr>
+        <w:t>Settings（設定）</w:t>
+      </w:r>
+      <w:r>
+        <w:rPr>
+          <w:rFonts w:ascii="Meiryo" w:hAnsi="Meiryo" w:eastAsia="Meiryo"/>
+          <w:b w:val="0"/>
+          <w:sz w:val="21"/>
+        </w:rPr>
+        <w:t>」。</w:t>
+      </w:r>
+    </w:p>
+    <w:p>
+      <w:pPr>
+        <w:pStyle w:val="ListNumber"/>
+      </w:pPr>
+      <w:r>
+        <w:rPr>
+          <w:rFonts w:ascii="Meiryo" w:hAnsi="Meiryo" w:eastAsia="Meiryo"/>
+          <w:b w:val="0"/>
+          <w:sz w:val="21"/>
+        </w:rPr>
+        <w:t>「</w:t>
+      </w:r>
+      <w:r>
+        <w:rPr>
+          <w:rFonts w:ascii="Meiryo" w:hAnsi="Meiryo" w:eastAsia="Meiryo"/>
+          <w:b/>
+          <w:sz w:val="21"/>
+        </w:rPr>
+        <w:t>Claude Code</w:t>
+      </w:r>
+      <w:r>
+        <w:rPr>
+          <w:rFonts w:ascii="Meiryo" w:hAnsi="Meiryo" w:eastAsia="Meiryo"/>
+          <w:b w:val="0"/>
+          <w:sz w:val="21"/>
+        </w:rPr>
+        <w:t>」の項目を探す。</w:t>
+      </w:r>
+    </w:p>
+    <w:p>
+      <w:pPr>
+        <w:pStyle w:val="ListNumber"/>
+      </w:pPr>
+      <w:r>
+        <w:rPr>
+          <w:rFonts w:ascii="Meiryo" w:hAnsi="Meiryo" w:eastAsia="Meiryo"/>
+          <w:b w:val="0"/>
+          <w:sz w:val="21"/>
+        </w:rPr>
+        <w:t>「</w:t>
+      </w:r>
+      <w:r>
+        <w:rPr>
+          <w:rFonts w:ascii="Meiryo" w:hAnsi="Meiryo" w:eastAsia="Meiryo"/>
+          <w:b/>
+          <w:sz w:val="21"/>
+        </w:rPr>
+        <w:t>Install</w:t>
+      </w:r>
+      <w:r>
+        <w:rPr>
+          <w:rFonts w:ascii="Meiryo" w:hAnsi="Meiryo" w:eastAsia="Meiryo"/>
+          <w:b w:val="0"/>
+          <w:sz w:val="21"/>
+        </w:rPr>
+        <w:t>」をクリック。</w:t>
+      </w:r>
+    </w:p>
+    <w:p>
+      <w:pPr>
+        <w:pStyle w:val="ListNumber"/>
+      </w:pPr>
+      <w:r>
+        <w:rPr>
+          <w:rFonts w:ascii="Meiryo" w:hAnsi="Meiryo" w:eastAsia="Meiryo"/>
+          <w:b w:val="0"/>
+          <w:sz w:val="21"/>
+        </w:rPr>
+        <w:t>画面の案内に従って進める。</w:t>
+      </w:r>
+    </w:p>
+    <w:p>
+      <w:pPr>
+        <w:pBdr>
+          <w:bottom w:val="single" w:sz="6" w:space="1" w:color="C9A8E0"/>
+        </w:pBdr>
+      </w:pPr>
+    </w:p>
+    <w:p>
+      <w:pPr>
+        <w:spacing w:before="200" w:after="80"/>
+      </w:pPr>
+      <w:r>
+        <w:rPr>
+          <w:rFonts w:ascii="Meiryo" w:hAnsi="Meiryo" w:eastAsia="Meiryo"/>
+          <w:b/>
+          <w:color w:val="5B2C83"/>
+          <w:sz w:val="30"/>
+        </w:rPr>
+        <w:t>STEP 5　秘書の道具（ツール）をそろえる</w:t>
+      </w:r>
+    </w:p>
+    <w:p>
+      <w:r>
+        <w:rPr>
+          <w:rFonts w:ascii="Meiryo" w:hAnsi="Meiryo" w:eastAsia="Meiryo"/>
+          <w:b w:val="0"/>
+          <w:sz w:val="21"/>
+        </w:rPr>
+        <w:t>秘書が Word・Excel・PDFづくりをこなせるよう、パソコンへ「道具」を入れます。</w:t>
+      </w:r>
+      <w:r>
+        <w:rPr>
+          <w:rFonts w:ascii="Meiryo" w:hAnsi="Meiryo" w:eastAsia="Meiryo"/>
+          <w:b/>
+          <w:sz w:val="21"/>
+        </w:rPr>
+        <w:t>すべて無料。</w:t>
       </w:r>
     </w:p>
     <w:tbl>
@@ -1754,69 +2229,7 @@
           <w:b w:val="0"/>
           <w:sz w:val="21"/>
         </w:rPr>
-        <w:t>「変更を許可しますか？」→ すべて「</w:t>
-      </w:r>
-      <w:r>
-        <w:rPr>
-          <w:rFonts w:ascii="Meiryo" w:hAnsi="Meiryo" w:eastAsia="Meiryo"/>
-          <w:b/>
-          <w:sz w:val="21"/>
-        </w:rPr>
-        <w:t>はい</w:t>
-      </w:r>
-      <w:r>
-        <w:rPr>
-          <w:rFonts w:ascii="Meiryo" w:hAnsi="Meiryo" w:eastAsia="Meiryo"/>
-          <w:b w:val="0"/>
-          <w:sz w:val="21"/>
-        </w:rPr>
-        <w:t>」。</w:t>
-      </w:r>
-    </w:p>
-    <w:p>
-      <w:pPr>
-        <w:pStyle w:val="ListNumber"/>
-      </w:pPr>
-      <w:r>
-        <w:rPr>
-          <w:rFonts w:ascii="Meiryo" w:hAnsi="Meiryo" w:eastAsia="Meiryo"/>
-          <w:b w:val="0"/>
-          <w:sz w:val="21"/>
-        </w:rPr>
-        <w:t>「</w:t>
-      </w:r>
-      <w:r>
-        <w:rPr>
-          <w:rFonts w:ascii="Meiryo" w:hAnsi="Meiryo" w:eastAsia="Meiryo"/>
-          <w:b/>
-          <w:sz w:val="21"/>
-        </w:rPr>
-        <w:t>セットアップ完了</w:t>
-      </w:r>
-      <w:r>
-        <w:rPr>
-          <w:rFonts w:ascii="Meiryo" w:hAnsi="Meiryo" w:eastAsia="Meiryo"/>
-          <w:b w:val="0"/>
-          <w:sz w:val="21"/>
-        </w:rPr>
-        <w:t>」と出たら成功。</w:t>
-      </w:r>
-      <w:r>
-        <w:rPr>
-          <w:rFonts w:ascii="Meiryo" w:hAnsi="Meiryo" w:eastAsia="Meiryo"/>
-          <w:b w:val="0"/>
-          <w:color w:val="C03A2B"/>
-          <w:sz w:val="21"/>
-        </w:rPr>
-        <w:t>Enter</w:t>
-      </w:r>
-      <w:r>
-        <w:rPr>
-          <w:rFonts w:ascii="Meiryo" w:hAnsi="Meiryo" w:eastAsia="Meiryo"/>
-          <w:b w:val="0"/>
-          <w:sz w:val="21"/>
-        </w:rPr>
-        <w:t>で閉じる。</w:t>
+        <w:t>そのままインストールが進みます。特に確認画面は出ず、自動で完了します。</w:t>
       </w:r>
     </w:p>
     <w:p>
@@ -1856,6 +2269,13 @@
     </w:p>
     <w:p>
       <w:pPr>
+        <w:pBdr>
+          <w:bottom w:val="single" w:sz="6" w:space="1" w:color="C9A8E0"/>
+        </w:pBdr>
+      </w:pPr>
+    </w:p>
+    <w:p>
+      <w:pPr>
         <w:spacing w:before="200" w:after="80"/>
       </w:pPr>
       <w:r>
@@ -1865,7 +2285,7 @@
           <w:color w:val="5B2C83"/>
           <w:sz w:val="30"/>
         </w:rPr>
-        <w:t>STEP 5　秘書を"誕生"させる</w:t>
+        <w:t>STEP 6　保存先フォルダの設定</w:t>
       </w:r>
     </w:p>
     <w:p>
@@ -1875,7 +2295,477 @@
           <w:b w:val="0"/>
           <w:sz w:val="21"/>
         </w:rPr>
-        <w:t>Claudeアプリの入力欄に、この手順書の</w:t>
+        <w:t>秘書が作った資料や記録を保存するフォルダを決めます。</w:t>
+      </w:r>
+    </w:p>
+    <w:p>
+      <w:pPr>
+        <w:spacing w:after="80"/>
+      </w:pPr>
+      <w:r>
+        <w:rPr>
+          <w:rFonts w:ascii="Meiryo" w:hAnsi="Meiryo" w:eastAsia="Meiryo"/>
+          <w:b/>
+          <w:color w:val="5B2C83"/>
+          <w:sz w:val="25"/>
+        </w:rPr>
+        <w:t>フォルダを作る</w:t>
+      </w:r>
+    </w:p>
+    <w:p>
+      <w:pPr>
+        <w:pStyle w:val="ListNumber"/>
+      </w:pPr>
+      <w:r>
+        <w:rPr>
+          <w:rFonts w:ascii="Meiryo" w:hAnsi="Meiryo" w:eastAsia="Meiryo"/>
+          <w:b w:val="0"/>
+          <w:sz w:val="21"/>
+        </w:rPr>
+        <w:t>デスクトップに新しいフォルダを作る（右クリック →「新規作成」→「フォルダー」）。</w:t>
+      </w:r>
+    </w:p>
+    <w:p>
+      <w:pPr>
+        <w:pStyle w:val="ListNumber"/>
+      </w:pPr>
+      <w:r>
+        <w:rPr>
+          <w:rFonts w:ascii="Meiryo" w:hAnsi="Meiryo" w:eastAsia="Meiryo"/>
+          <w:b w:val="0"/>
+          <w:sz w:val="21"/>
+        </w:rPr>
+        <w:t>名前を分かりやすいものにする（例：「秘書」「仕事」など）。</w:t>
+      </w:r>
+    </w:p>
+    <w:p>
+      <w:pPr>
+        <w:pStyle w:val="ListNumber"/>
+      </w:pPr>
+      <w:r>
+        <w:rPr>
+          <w:rFonts w:ascii="Meiryo" w:hAnsi="Meiryo" w:eastAsia="Meiryo"/>
+          <w:b w:val="0"/>
+          <w:sz w:val="21"/>
+        </w:rPr>
+        <w:t>このフォルダの中で秘書と仕事をします。秘書が作るファイルはここに保存されます。</w:t>
+      </w:r>
+    </w:p>
+    <w:p>
+      <w:pPr>
+        <w:spacing w:after="80"/>
+      </w:pPr>
+      <w:r>
+        <w:rPr>
+          <w:rFonts w:ascii="Meiryo" w:hAnsi="Meiryo" w:eastAsia="Meiryo"/>
+          <w:b/>
+          <w:color w:val="5B2C83"/>
+          <w:sz w:val="25"/>
+        </w:rPr>
+        <w:t>GitHubと接続する（複数PCで同期したい場合）</w:t>
+      </w:r>
+    </w:p>
+    <w:p>
+      <w:pPr>
+        <w:pStyle w:val="ListNumber"/>
+      </w:pPr>
+      <w:r>
+        <w:rPr>
+          <w:rFonts w:ascii="Meiryo" w:hAnsi="Meiryo" w:eastAsia="Meiryo"/>
+          <w:b w:val="0"/>
+          <w:sz w:val="21"/>
+        </w:rPr>
+        <w:t xml:space="preserve">住所欄に </w:t>
+      </w:r>
+      <w:r>
+        <w:rPr>
+          <w:rFonts w:ascii="Meiryo" w:hAnsi="Meiryo" w:eastAsia="Meiryo"/>
+          <w:b/>
+          <w:sz w:val="21"/>
+        </w:rPr>
+        <w:t>`github.com`</w:t>
+      </w:r>
+      <w:r>
+        <w:rPr>
+          <w:rFonts w:ascii="Meiryo" w:hAnsi="Meiryo" w:eastAsia="Meiryo"/>
+          <w:b w:val="0"/>
+          <w:sz w:val="21"/>
+        </w:rPr>
+        <w:t xml:space="preserve"> と入力して Enter。</w:t>
+      </w:r>
+    </w:p>
+    <w:p>
+      <w:pPr>
+        <w:pStyle w:val="ListNumber"/>
+      </w:pPr>
+      <w:r>
+        <w:rPr>
+          <w:rFonts w:ascii="Meiryo" w:hAnsi="Meiryo" w:eastAsia="Meiryo"/>
+          <w:b w:val="0"/>
+          <w:sz w:val="21"/>
+        </w:rPr>
+        <w:t>「</w:t>
+      </w:r>
+      <w:r>
+        <w:rPr>
+          <w:rFonts w:ascii="Meiryo" w:hAnsi="Meiryo" w:eastAsia="Meiryo"/>
+          <w:b/>
+          <w:sz w:val="21"/>
+        </w:rPr>
+        <w:t>Sign up</w:t>
+      </w:r>
+      <w:r>
+        <w:rPr>
+          <w:rFonts w:ascii="Meiryo" w:hAnsi="Meiryo" w:eastAsia="Meiryo"/>
+          <w:b w:val="0"/>
+          <w:sz w:val="21"/>
+        </w:rPr>
+        <w:t>」でアカウントを作る（メールアドレスとパスワードを入れるだけ）。</w:t>
+      </w:r>
+    </w:p>
+    <w:p>
+      <w:pPr>
+        <w:pStyle w:val="ListNumber"/>
+      </w:pPr>
+      <w:r>
+        <w:rPr>
+          <w:rFonts w:ascii="Meiryo" w:hAnsi="Meiryo" w:eastAsia="Meiryo"/>
+          <w:b w:val="0"/>
+          <w:sz w:val="21"/>
+        </w:rPr>
+        <w:t>秘書に「</w:t>
+      </w:r>
+      <w:r>
+        <w:rPr>
+          <w:rFonts w:ascii="Meiryo" w:hAnsi="Meiryo" w:eastAsia="Meiryo"/>
+          <w:b/>
+          <w:sz w:val="21"/>
+        </w:rPr>
+        <w:t>このフォルダをGitHubにつないで</w:t>
+      </w:r>
+      <w:r>
+        <w:rPr>
+          <w:rFonts w:ascii="Meiryo" w:hAnsi="Meiryo" w:eastAsia="Meiryo"/>
+          <w:b w:val="0"/>
+          <w:sz w:val="21"/>
+        </w:rPr>
+        <w:t>」と言えば、秘書が接続の作業をやってくれます。</w:t>
+      </w:r>
+    </w:p>
+    <w:p>
+      <w:pPr>
+        <w:pBdr>
+          <w:bottom w:val="single" w:sz="6" w:space="1" w:color="C9A8E0"/>
+        </w:pBdr>
+      </w:pPr>
+    </w:p>
+    <w:p>
+      <w:pPr>
+        <w:spacing w:before="200" w:after="80"/>
+      </w:pPr>
+      <w:r>
+        <w:rPr>
+          <w:rFonts w:ascii="Meiryo" w:hAnsi="Meiryo" w:eastAsia="Meiryo"/>
+          <w:b/>
+          <w:color w:val="5B2C83"/>
+          <w:sz w:val="30"/>
+        </w:rPr>
+        <w:t>STEP 7　コネクタの追加（Gmailなど外部サービスとの連携）</w:t>
+      </w:r>
+    </w:p>
+    <w:p>
+      <w:r>
+        <w:rPr>
+          <w:rFonts w:ascii="Meiryo" w:hAnsi="Meiryo" w:eastAsia="Meiryo"/>
+          <w:b w:val="0"/>
+          <w:sz w:val="21"/>
+        </w:rPr>
+        <w:t>秘書にGmailやブラウザを使わせるための設定です。</w:t>
+      </w:r>
+    </w:p>
+    <w:p>
+      <w:pPr>
+        <w:spacing w:after="80"/>
+      </w:pPr>
+      <w:r>
+        <w:rPr>
+          <w:rFonts w:ascii="Meiryo" w:hAnsi="Meiryo" w:eastAsia="Meiryo"/>
+          <w:b/>
+          <w:color w:val="5B2C83"/>
+          <w:sz w:val="25"/>
+        </w:rPr>
+        <w:t>Gmail連携</w:t>
+      </w:r>
+    </w:p>
+    <w:p>
+      <w:pPr>
+        <w:pStyle w:val="ListNumber"/>
+      </w:pPr>
+      <w:r>
+        <w:rPr>
+          <w:rFonts w:ascii="Meiryo" w:hAnsi="Meiryo" w:eastAsia="Meiryo"/>
+          <w:b w:val="0"/>
+          <w:sz w:val="21"/>
+        </w:rPr>
+        <w:t>Claudeアプリを開く。</w:t>
+      </w:r>
+    </w:p>
+    <w:p>
+      <w:pPr>
+        <w:pStyle w:val="ListNumber"/>
+      </w:pPr>
+      <w:r>
+        <w:rPr>
+          <w:rFonts w:ascii="Meiryo" w:hAnsi="Meiryo" w:eastAsia="Meiryo"/>
+          <w:b w:val="0"/>
+          <w:sz w:val="21"/>
+        </w:rPr>
+        <w:t>左の「＋」または「</w:t>
+      </w:r>
+      <w:r>
+        <w:rPr>
+          <w:rFonts w:ascii="Meiryo" w:hAnsi="Meiryo" w:eastAsia="Meiryo"/>
+          <w:b/>
+          <w:sz w:val="21"/>
+        </w:rPr>
+        <w:t>Connectors</w:t>
+      </w:r>
+      <w:r>
+        <w:rPr>
+          <w:rFonts w:ascii="Meiryo" w:hAnsi="Meiryo" w:eastAsia="Meiryo"/>
+          <w:b w:val="0"/>
+          <w:sz w:val="21"/>
+        </w:rPr>
+        <w:t>」メニューを探す。</w:t>
+      </w:r>
+    </w:p>
+    <w:p>
+      <w:pPr>
+        <w:pStyle w:val="ListNumber"/>
+      </w:pPr>
+      <w:r>
+        <w:rPr>
+          <w:rFonts w:ascii="Meiryo" w:hAnsi="Meiryo" w:eastAsia="Meiryo"/>
+          <w:b w:val="0"/>
+          <w:sz w:val="21"/>
+        </w:rPr>
+        <w:t>「</w:t>
+      </w:r>
+      <w:r>
+        <w:rPr>
+          <w:rFonts w:ascii="Meiryo" w:hAnsi="Meiryo" w:eastAsia="Meiryo"/>
+          <w:b/>
+          <w:sz w:val="21"/>
+        </w:rPr>
+        <w:t>Gmail</w:t>
+      </w:r>
+      <w:r>
+        <w:rPr>
+          <w:rFonts w:ascii="Meiryo" w:hAnsi="Meiryo" w:eastAsia="Meiryo"/>
+          <w:b w:val="0"/>
+          <w:sz w:val="21"/>
+        </w:rPr>
+        <w:t>」を選び、自分のGoogleアカウントでログインして許可する。</w:t>
+      </w:r>
+    </w:p>
+    <w:p>
+      <w:pPr>
+        <w:pStyle w:val="ListNumber"/>
+      </w:pPr>
+      <w:r>
+        <w:rPr>
+          <w:rFonts w:ascii="Meiryo" w:hAnsi="Meiryo" w:eastAsia="Meiryo"/>
+          <w:b w:val="0"/>
+          <w:sz w:val="21"/>
+        </w:rPr>
+        <w:t>これで秘書がメールを読んだり、仕分けしたりできるようになります。</w:t>
+      </w:r>
+    </w:p>
+    <w:p>
+      <w:pPr>
+        <w:spacing w:after="80"/>
+      </w:pPr>
+      <w:r>
+        <w:rPr>
+          <w:rFonts w:ascii="Meiryo" w:hAnsi="Meiryo" w:eastAsia="Meiryo"/>
+          <w:b/>
+          <w:color w:val="5B2C83"/>
+          <w:sz w:val="25"/>
+        </w:rPr>
+        <w:t>Claude in Chrome（ブラウザ連携）</w:t>
+      </w:r>
+    </w:p>
+    <w:p>
+      <w:r>
+        <w:rPr>
+          <w:rFonts w:ascii="Meiryo" w:hAnsi="Meiryo" w:eastAsia="Meiryo"/>
+          <w:b w:val="0"/>
+          <w:sz w:val="21"/>
+        </w:rPr>
+        <w:t>秘書にウェブページの中身を読ませたり操作させたりする拡張機能です。</w:t>
+      </w:r>
+    </w:p>
+    <w:p>
+      <w:pPr>
+        <w:pStyle w:val="ListNumber"/>
+      </w:pPr>
+      <w:r>
+        <w:rPr>
+          <w:rFonts w:ascii="Meiryo" w:hAnsi="Meiryo" w:eastAsia="Meiryo"/>
+          <w:b w:val="0"/>
+          <w:sz w:val="21"/>
+        </w:rPr>
+        <w:t>Google Chromeを開く。</w:t>
+      </w:r>
+    </w:p>
+    <w:p>
+      <w:pPr>
+        <w:pStyle w:val="ListNumber"/>
+      </w:pPr>
+      <w:r>
+        <w:rPr>
+          <w:rFonts w:ascii="Meiryo" w:hAnsi="Meiryo" w:eastAsia="Meiryo"/>
+          <w:b w:val="0"/>
+          <w:sz w:val="21"/>
+        </w:rPr>
+        <w:t xml:space="preserve">住所欄に </w:t>
+      </w:r>
+      <w:r>
+        <w:rPr>
+          <w:rFonts w:ascii="Meiryo" w:hAnsi="Meiryo" w:eastAsia="Meiryo"/>
+          <w:b/>
+          <w:sz w:val="21"/>
+        </w:rPr>
+        <w:t>`chrome.google.com/webstore`</w:t>
+      </w:r>
+      <w:r>
+        <w:rPr>
+          <w:rFonts w:ascii="Meiryo" w:hAnsi="Meiryo" w:eastAsia="Meiryo"/>
+          <w:b w:val="0"/>
+          <w:sz w:val="21"/>
+        </w:rPr>
+        <w:t xml:space="preserve"> と入力して Enter。</w:t>
+      </w:r>
+    </w:p>
+    <w:p>
+      <w:pPr>
+        <w:pStyle w:val="ListNumber"/>
+      </w:pPr>
+      <w:r>
+        <w:rPr>
+          <w:rFonts w:ascii="Meiryo" w:hAnsi="Meiryo" w:eastAsia="Meiryo"/>
+          <w:b w:val="0"/>
+          <w:sz w:val="21"/>
+        </w:rPr>
+        <w:t>「</w:t>
+      </w:r>
+      <w:r>
+        <w:rPr>
+          <w:rFonts w:ascii="Meiryo" w:hAnsi="Meiryo" w:eastAsia="Meiryo"/>
+          <w:b/>
+          <w:sz w:val="21"/>
+        </w:rPr>
+        <w:t>Claude</w:t>
+      </w:r>
+      <w:r>
+        <w:rPr>
+          <w:rFonts w:ascii="Meiryo" w:hAnsi="Meiryo" w:eastAsia="Meiryo"/>
+          <w:b w:val="0"/>
+          <w:sz w:val="21"/>
+        </w:rPr>
+        <w:t>」で検索。</w:t>
+      </w:r>
+    </w:p>
+    <w:p>
+      <w:pPr>
+        <w:pStyle w:val="ListNumber"/>
+      </w:pPr>
+      <w:r>
+        <w:rPr>
+          <w:rFonts w:ascii="Meiryo" w:hAnsi="Meiryo" w:eastAsia="Meiryo"/>
+          <w:b w:val="0"/>
+          <w:sz w:val="21"/>
+        </w:rPr>
+        <w:t>「</w:t>
+      </w:r>
+      <w:r>
+        <w:rPr>
+          <w:rFonts w:ascii="Meiryo" w:hAnsi="Meiryo" w:eastAsia="Meiryo"/>
+          <w:b/>
+          <w:sz w:val="21"/>
+        </w:rPr>
+        <w:t>Claude</w:t>
+      </w:r>
+      <w:r>
+        <w:rPr>
+          <w:rFonts w:ascii="Meiryo" w:hAnsi="Meiryo" w:eastAsia="Meiryo"/>
+          <w:b w:val="0"/>
+          <w:sz w:val="21"/>
+        </w:rPr>
+        <w:t>」（Anthropic公式）の拡張機能を見つけて「</w:t>
+      </w:r>
+      <w:r>
+        <w:rPr>
+          <w:rFonts w:ascii="Meiryo" w:hAnsi="Meiryo" w:eastAsia="Meiryo"/>
+          <w:b/>
+          <w:sz w:val="21"/>
+        </w:rPr>
+        <w:t>Chromeに追加</w:t>
+      </w:r>
+      <w:r>
+        <w:rPr>
+          <w:rFonts w:ascii="Meiryo" w:hAnsi="Meiryo" w:eastAsia="Meiryo"/>
+          <w:b w:val="0"/>
+          <w:sz w:val="21"/>
+        </w:rPr>
+        <w:t>」。</w:t>
+      </w:r>
+    </w:p>
+    <w:p>
+      <w:pPr>
+        <w:pBdr>
+          <w:bottom w:val="single" w:sz="6" w:space="1" w:color="C9A8E0"/>
+        </w:pBdr>
+      </w:pPr>
+    </w:p>
+    <w:p>
+      <w:pPr>
+        <w:spacing w:before="200" w:after="80"/>
+      </w:pPr>
+      <w:r>
+        <w:rPr>
+          <w:rFonts w:ascii="Meiryo" w:hAnsi="Meiryo" w:eastAsia="Meiryo"/>
+          <w:b/>
+          <w:color w:val="5B2C83"/>
+          <w:sz w:val="30"/>
+        </w:rPr>
+        <w:t>STEP 8　秘書を"誕生"させる</w:t>
+      </w:r>
+    </w:p>
+    <w:p>
+      <w:pPr>
+        <w:pStyle w:val="ListNumber"/>
+      </w:pPr>
+      <w:r>
+        <w:rPr>
+          <w:rFonts w:ascii="Meiryo" w:hAnsi="Meiryo" w:eastAsia="Meiryo"/>
+          <w:b w:val="0"/>
+          <w:sz w:val="21"/>
+        </w:rPr>
+        <w:t>Claudeアプリの入力欄をクリック。</w:t>
+      </w:r>
+    </w:p>
+    <w:p>
+      <w:pPr>
+        <w:pStyle w:val="ListNumber"/>
+      </w:pPr>
+      <w:r>
+        <w:rPr>
+          <w:rFonts w:ascii="Meiryo" w:hAnsi="Meiryo" w:eastAsia="Meiryo"/>
+          <w:b w:val="0"/>
+          <w:sz w:val="21"/>
+        </w:rPr>
+        <w:t>この手順書の</w:t>
       </w:r>
       <w:r>
         <w:rPr>
@@ -1891,7 +2781,7 @@
           <w:b w:val="0"/>
           <w:sz w:val="21"/>
         </w:rPr>
-        <w:t>をまるごとコピーして貼り付けます。</w:t>
+        <w:t>をまるごとコピー。</w:t>
       </w:r>
     </w:p>
     <w:p>
@@ -1904,20 +2794,7 @@
           <w:b w:val="0"/>
           <w:sz w:val="21"/>
         </w:rPr>
-        <w:t>付録の設定文をマウスでなぞって選び、右クリック→「コピー」。</w:t>
-      </w:r>
-    </w:p>
-    <w:p>
-      <w:pPr>
-        <w:pStyle w:val="ListNumber"/>
-      </w:pPr>
-      <w:r>
-        <w:rPr>
-          <w:rFonts w:ascii="Meiryo" w:hAnsi="Meiryo" w:eastAsia="Meiryo"/>
-          <w:b w:val="0"/>
-          <w:sz w:val="21"/>
-        </w:rPr>
-        <w:t>Claudeの入力欄で右クリック→「貼り付け」。</w:t>
+        <w:t>Claudeの入力欄に貼り付ける。</w:t>
       </w:r>
     </w:p>
     <w:p>
@@ -1938,7 +2815,7 @@
           <w:b w:val="0"/>
           <w:sz w:val="21"/>
         </w:rPr>
-        <w:t>の部分を、自分の情報に書き換える（名前・スタッフ名・部署・仕事）。</w:t>
+        <w:t>の部分を自分の情報に書き換える（名前・スタッフ名・部署・仕事）。</w:t>
       </w:r>
     </w:p>
     <w:p>
@@ -1959,7 +2836,7 @@
           <w:b w:val="0"/>
           <w:sz w:val="21"/>
         </w:rPr>
-        <w:t>（または送信ボタン）を押す。</w:t>
+        <w:t xml:space="preserve"> を押す。</w:t>
       </w:r>
     </w:p>
     <w:p>
@@ -2005,16 +2882,6 @@
       </w:r>
     </w:p>
     <w:p>
-      <w:r>
-        <w:rPr>
-          <w:rFonts w:ascii="Meiryo" w:hAnsi="Meiryo" w:eastAsia="Meiryo"/>
-          <w:b w:val="0"/>
-          <w:sz w:val="21"/>
-        </w:rPr>
-        <w:t>外出先や移動中でも、秘書に相談やメモを頼めるようになります。</w:t>
-      </w:r>
-    </w:p>
-    <w:p>
       <w:pPr>
         <w:spacing w:after="80"/>
       </w:pPr>
@@ -2051,7 +2918,7 @@
           <w:b w:val="0"/>
           <w:sz w:val="21"/>
         </w:rPr>
-        <w:t>自分のClaudeアカウント（パソコンで作ったものと</w:t>
+        <w:t>自分のClaudeアカウント（パソコンと</w:t>
       </w:r>
       <w:r>
         <w:rPr>
@@ -2110,7 +2977,7 @@
           <w:b w:val="0"/>
           <w:sz w:val="21"/>
         </w:rPr>
-        <w:t>（青いアイコン）」を開く。</w:t>
+        <w:t>」を開く。</w:t>
       </w:r>
     </w:p>
     <w:p>
@@ -2123,7 +2990,7 @@
           <w:b w:val="0"/>
           <w:sz w:val="21"/>
         </w:rPr>
-        <w:t>下の「</w:t>
+        <w:t>「</w:t>
       </w:r>
       <w:r>
         <w:rPr>
@@ -2139,20 +3006,7 @@
           <w:b w:val="0"/>
           <w:sz w:val="21"/>
         </w:rPr>
-        <w:t>（虫めがね）」をタップ。</w:t>
-      </w:r>
-    </w:p>
-    <w:p>
-      <w:pPr>
-        <w:pStyle w:val="ListNumber"/>
-      </w:pPr>
-      <w:r>
-        <w:rPr>
-          <w:rFonts w:ascii="Meiryo" w:hAnsi="Meiryo" w:eastAsia="Meiryo"/>
-          <w:b w:val="0"/>
-          <w:sz w:val="21"/>
-        </w:rPr>
-        <w:t xml:space="preserve">検索欄に </w:t>
+        <w:t xml:space="preserve">」→ </w:t>
       </w:r>
       <w:r>
         <w:rPr>
@@ -2197,7 +3051,7 @@
           <w:b w:val="0"/>
           <w:sz w:val="21"/>
         </w:rPr>
-        <w:t>」（作っている会社：</w:t>
+        <w:t>」（会社：</w:t>
       </w:r>
       <w:r>
         <w:rPr>
@@ -2213,7 +3067,7 @@
           <w:b w:val="0"/>
           <w:sz w:val="21"/>
         </w:rPr>
-        <w:t>）のアプリを探す。オレンジ系アイコンが目印。</w:t>
+        <w:t>）を探す。オレンジ系アイコン。</w:t>
       </w:r>
     </w:p>
     <w:p>
@@ -2255,20 +3109,11 @@
       <w:r>
         <w:rPr>
           <w:rFonts w:ascii="Meiryo" w:hAnsi="Meiryo" w:eastAsia="Meiryo"/>
-          <w:b/>
-          <w:color w:val="444444"/>
-          <w:sz w:val="20"/>
-        </w:rPr>
-        <w:t>似た名前の別アプリに注意。</w:t>
-      </w:r>
-      <w:r>
-        <w:rPr>
-          <w:rFonts w:ascii="Meiryo" w:hAnsi="Meiryo" w:eastAsia="Meiryo"/>
           <w:b w:val="0"/>
           <w:color w:val="444444"/>
           <w:sz w:val="20"/>
         </w:rPr>
-        <w:t xml:space="preserve"> 作っている会社が「</w:t>
+        <w:t>作っている会社が「</w:t>
       </w:r>
       <w:r>
         <w:rPr>
@@ -2286,7 +3131,7 @@
           <w:color w:val="444444"/>
           <w:sz w:val="20"/>
         </w:rPr>
-        <w:t>」か必ず確認。</w:t>
+        <w:t>」か確認。似た別アプリに注意。</w:t>
       </w:r>
     </w:p>
     <w:p>
@@ -2313,7 +3158,7 @@
           <w:b w:val="0"/>
           <w:sz w:val="21"/>
         </w:rPr>
-        <w:t>Claudeアイコンをタップして開く。</w:t>
+        <w:t>Claudeアイコンをタップ。</w:t>
       </w:r>
     </w:p>
     <w:p>
@@ -2334,7 +3179,7 @@
           <w:b/>
           <w:sz w:val="21"/>
         </w:rPr>
-        <w:t>ログイン（Log in）</w:t>
+        <w:t>ログイン</w:t>
       </w:r>
       <w:r>
         <w:rPr>
@@ -2342,13 +3187,8 @@
           <w:b w:val="0"/>
           <w:sz w:val="21"/>
         </w:rPr>
-        <w:t>」をタップ。</w:t>
+        <w:t xml:space="preserve">」→ </w:t>
       </w:r>
-    </w:p>
-    <w:p>
-      <w:pPr>
-        <w:pStyle w:val="ListNumber"/>
-      </w:pPr>
       <w:r>
         <w:rPr>
           <w:rFonts w:ascii="Meiryo" w:hAnsi="Meiryo" w:eastAsia="Meiryo"/>
@@ -2376,24 +3216,7 @@
           <w:b w:val="0"/>
           <w:sz w:val="21"/>
         </w:rPr>
-        <w:t>チャット画面が出たら成功。</w:t>
-      </w:r>
-    </w:p>
-    <w:p>
-      <w:pPr>
-        <w:ind w:left="240"/>
-        <w:pBdr>
-          <w:left w:val="single" w:sz="18" w:space="8" w:color="C9A8E0"/>
-        </w:pBdr>
-      </w:pPr>
-      <w:r>
-        <w:rPr>
-          <w:rFonts w:ascii="Meiryo" w:hAnsi="Meiryo" w:eastAsia="Meiryo"/>
-          <w:b w:val="0"/>
-          <w:color w:val="444444"/>
-          <w:sz w:val="20"/>
-        </w:rPr>
-        <w:t>Proプランの機能がスマホでもそのまま使えます。追加のお金はかかりません。</w:t>
+        <w:t>チャット画面が出たら成功。追加のお金はかかりません。</w:t>
       </w:r>
     </w:p>
     <w:p>
@@ -2430,7 +3253,7 @@
           <w:b w:val="0"/>
           <w:sz w:val="21"/>
         </w:rPr>
-        <w:t>入力欄をタップ → 右下の</w:t>
+        <w:t>入力欄 → 右下の</w:t>
       </w:r>
       <w:r>
         <w:rPr>
@@ -2446,33 +3269,7 @@
           <w:b w:val="0"/>
           <w:sz w:val="21"/>
         </w:rPr>
-        <w:t>をタップ。</w:t>
-      </w:r>
-    </w:p>
-    <w:p>
-      <w:pPr>
-        <w:pStyle w:val="ListNumber"/>
-      </w:pPr>
-      <w:r>
-        <w:rPr>
-          <w:rFonts w:ascii="Meiryo" w:hAnsi="Meiryo" w:eastAsia="Meiryo"/>
-          <w:b w:val="0"/>
-          <w:sz w:val="21"/>
-        </w:rPr>
-        <w:t>そのまま話す（例：「この発注の確認をまとめて」）。</w:t>
-      </w:r>
-    </w:p>
-    <w:p>
-      <w:pPr>
-        <w:pStyle w:val="ListNumber"/>
-      </w:pPr>
-      <w:r>
-        <w:rPr>
-          <w:rFonts w:ascii="Meiryo" w:hAnsi="Meiryo" w:eastAsia="Meiryo"/>
-          <w:b w:val="0"/>
-          <w:sz w:val="21"/>
-        </w:rPr>
-        <w:t>文字になったら送信ボタン。</w:t>
+        <w:t xml:space="preserve"> → 話す → 送信。</w:t>
       </w:r>
     </w:p>
     <w:p>
@@ -2482,7 +3279,7 @@
           <w:b/>
           <w:sz w:val="21"/>
         </w:rPr>
-        <w:t>方法B：「Hey Siri」でメモだけ残す（一番手軽）</w:t>
+        <w:t>方法B：「Hey Siri」でメモ</w:t>
       </w:r>
     </w:p>
     <w:p>
@@ -2495,20 +3292,7 @@
           <w:b w:val="0"/>
           <w:sz w:val="21"/>
         </w:rPr>
-        <w:t>「Hey Siri、メモして」→ 続けて話す。</w:t>
-      </w:r>
-    </w:p>
-    <w:p>
-      <w:pPr>
-        <w:pStyle w:val="ListBullet"/>
-      </w:pPr>
-      <w:r>
-        <w:rPr>
-          <w:rFonts w:ascii="Meiryo" w:hAnsi="Meiryo" w:eastAsia="Meiryo"/>
-          <w:b w:val="0"/>
-          <w:sz w:val="21"/>
-        </w:rPr>
-        <w:t>あとでそのメモをパソコンの秘書に渡せば、作業まで仕上げてくれます。</w:t>
+        <w:t>「Hey Siri、メモして」→ 話す → あとでパソコンの秘書に渡す。</w:t>
       </w:r>
     </w:p>
     <w:p>
@@ -2537,6 +3321,113 @@
     </w:p>
     <w:p>
       <w:pPr>
+        <w:spacing w:after="80"/>
+      </w:pPr>
+      <w:r>
+        <w:rPr>
+          <w:rFonts w:ascii="Meiryo" w:hAnsi="Meiryo" w:eastAsia="Meiryo"/>
+          <w:b/>
+          <w:color w:val="5B2C83"/>
+          <w:sz w:val="25"/>
+        </w:rPr>
+        <w:t>ファイルをスマホに送る方法</w:t>
+      </w:r>
+    </w:p>
+    <w:p>
+      <w:pPr>
+        <w:pStyle w:val="ListBullet"/>
+      </w:pPr>
+      <w:r>
+        <w:rPr>
+          <w:rFonts w:ascii="Meiryo" w:hAnsi="Meiryo" w:eastAsia="Meiryo"/>
+          <w:b/>
+          <w:sz w:val="21"/>
+        </w:rPr>
+        <w:t>Googleドライブ：</w:t>
+      </w:r>
+      <w:r>
+        <w:rPr>
+          <w:rFonts w:ascii="Meiryo" w:hAnsi="Meiryo" w:eastAsia="Meiryo"/>
+          <w:b w:val="0"/>
+          <w:sz w:val="21"/>
+        </w:rPr>
+        <w:t xml:space="preserve"> パソコンでGoogleドライブにファイルを入れ → スマホで開ける</w:t>
+      </w:r>
+    </w:p>
+    <w:p>
+      <w:pPr>
+        <w:pStyle w:val="ListBullet"/>
+      </w:pPr>
+      <w:r>
+        <w:rPr>
+          <w:rFonts w:ascii="Meiryo" w:hAnsi="Meiryo" w:eastAsia="Meiryo"/>
+          <w:b/>
+          <w:sz w:val="21"/>
+        </w:rPr>
+        <w:t>メール添付：</w:t>
+      </w:r>
+      <w:r>
+        <w:rPr>
+          <w:rFonts w:ascii="Meiryo" w:hAnsi="Meiryo" w:eastAsia="Meiryo"/>
+          <w:b w:val="0"/>
+          <w:sz w:val="21"/>
+        </w:rPr>
+        <w:t xml:space="preserve"> 自分にメールで送る → スマホで保存</w:t>
+      </w:r>
+    </w:p>
+    <w:p>
+      <w:pPr>
+        <w:pStyle w:val="ListBullet"/>
+      </w:pPr>
+      <w:r>
+        <w:rPr>
+          <w:rFonts w:ascii="Meiryo" w:hAnsi="Meiryo" w:eastAsia="Meiryo"/>
+          <w:b/>
+          <w:sz w:val="21"/>
+        </w:rPr>
+        <w:t>パソコンのブラウザ（claude.ai）で設定：</w:t>
+      </w:r>
+      <w:r>
+        <w:rPr>
+          <w:rFonts w:ascii="Meiryo" w:hAnsi="Meiryo" w:eastAsia="Meiryo"/>
+          <w:b w:val="0"/>
+          <w:sz w:val="21"/>
+        </w:rPr>
+        <w:t xml:space="preserve"> 同じアカウントならスマホに自動反映（</w:t>
+      </w:r>
+      <w:r>
+        <w:rPr>
+          <w:rFonts w:ascii="Meiryo" w:hAnsi="Meiryo" w:eastAsia="Meiryo"/>
+          <w:b/>
+          <w:sz w:val="21"/>
+        </w:rPr>
+        <w:t>一番ラク</w:t>
+      </w:r>
+      <w:r>
+        <w:rPr>
+          <w:rFonts w:ascii="Meiryo" w:hAnsi="Meiryo" w:eastAsia="Meiryo"/>
+          <w:b w:val="0"/>
+          <w:sz w:val="21"/>
+        </w:rPr>
+        <w:t>）</w:t>
+      </w:r>
+    </w:p>
+    <w:p>
+      <w:pPr>
+        <w:spacing w:after="80"/>
+      </w:pPr>
+      <w:r>
+        <w:rPr>
+          <w:rFonts w:ascii="Meiryo" w:hAnsi="Meiryo" w:eastAsia="Meiryo"/>
+          <w:b/>
+          <w:color w:val="5B2C83"/>
+          <w:sz w:val="25"/>
+        </w:rPr>
+        <w:t>設定手順</w:t>
+      </w:r>
+    </w:p>
+    <w:p>
+      <w:pPr>
         <w:pStyle w:val="ListNumber"/>
       </w:pPr>
       <w:r>
@@ -2561,20 +3452,7 @@
           <w:b w:val="0"/>
           <w:sz w:val="21"/>
         </w:rPr>
-        <w:t>」を開く。</w:t>
-      </w:r>
-    </w:p>
-    <w:p>
-      <w:pPr>
-        <w:pStyle w:val="ListNumber"/>
-      </w:pPr>
-      <w:r>
-        <w:rPr>
-          <w:rFonts w:ascii="Meiryo" w:hAnsi="Meiryo" w:eastAsia="Meiryo"/>
-          <w:b w:val="0"/>
-          <w:sz w:val="21"/>
-        </w:rPr>
-        <w:t>新しいプロジェクトを作り、名前をつける（秘書の名前など）。</w:t>
+        <w:t>」→ 新規作成（名前は秘書の名前など）。</w:t>
       </w:r>
     </w:p>
     <w:p>
@@ -2608,7 +3486,7 @@
           <w:b w:val="0"/>
           <w:sz w:val="21"/>
         </w:rPr>
-        <w:t>以下のファイルを追加する。</w:t>
+        <w:t>以下を追加。</w:t>
       </w:r>
     </w:p>
     <w:tbl>
@@ -2688,7 +3566,7 @@
                 <w:b w:val="0"/>
                 <w:sz w:val="20"/>
               </w:rPr>
-              <w:t>（自分用に書き換えたもの。一番大事）</w:t>
+              <w:t>（書き換え済み。一番大事）</w:t>
             </w:r>
           </w:p>
         </w:tc>
@@ -2704,7 +3582,7 @@
                 <w:b w:val="0"/>
                 <w:sz w:val="20"/>
               </w:rPr>
-              <w:t>秘書の人格・担当部署・仕事内容</w:t>
+              <w:t>秘書の人格・担当部署</w:t>
             </w:r>
           </w:p>
         </w:tc>
@@ -2738,7 +3616,7 @@
                 <w:b w:val="0"/>
                 <w:sz w:val="20"/>
               </w:rPr>
-              <w:t>全AI秘書が守る仕事のルール</w:t>
+              <w:t>仕事のルール</w:t>
             </w:r>
           </w:p>
         </w:tc>
@@ -2797,20 +3675,7 @@
           <w:b w:val="0"/>
           <w:sz w:val="21"/>
         </w:rPr>
-        <w:t xml:space="preserve"> で新しいチャットを始める。</w:t>
-      </w:r>
-    </w:p>
-    <w:p>
-      <w:pPr>
-        <w:pStyle w:val="ListNumber"/>
-      </w:pPr>
-      <w:r>
-        <w:rPr>
-          <w:rFonts w:ascii="Meiryo" w:hAnsi="Meiryo" w:eastAsia="Meiryo"/>
-          <w:b w:val="0"/>
-          <w:sz w:val="21"/>
-        </w:rPr>
-        <w:t xml:space="preserve">試しに </w:t>
+        <w:t xml:space="preserve"> → </w:t>
       </w:r>
       <w:r>
         <w:rPr>
@@ -2839,7 +3704,7 @@
           <w:b w:val="0"/>
           <w:sz w:val="21"/>
         </w:rPr>
-        <w:t xml:space="preserve">秘書が名乗り、担当部署の仕事を手伝える、と返ってきたら </w:t>
+        <w:t xml:space="preserve">名乗って答えたら </w:t>
       </w:r>
       <w:r>
         <w:rPr>
@@ -2860,20 +3725,11 @@
       <w:r>
         <w:rPr>
           <w:rFonts w:ascii="Meiryo" w:hAnsi="Meiryo" w:eastAsia="Meiryo"/>
-          <w:b/>
-          <w:color w:val="444444"/>
-          <w:sz w:val="20"/>
-        </w:rPr>
-        <w:t>大事：</w:t>
-      </w:r>
-      <w:r>
-        <w:rPr>
-          <w:rFonts w:ascii="Meiryo" w:hAnsi="Meiryo" w:eastAsia="Meiryo"/>
           <w:b w:val="0"/>
           <w:color w:val="444444"/>
           <w:sz w:val="20"/>
         </w:rPr>
-        <w:t xml:space="preserve"> 必ず</w:t>
+        <w:t>必ず</w:t>
       </w:r>
       <w:r>
         <w:rPr>
@@ -2891,7 +3747,421 @@
           <w:color w:val="444444"/>
           <w:sz w:val="20"/>
         </w:rPr>
-        <w:t>で試すこと。ファイルを更新したら、新しいファイルを入れ直す（古いのは削除）。</w:t>
+        <w:t>で試す。ファイル更新時は入れ直す。</w:t>
+      </w:r>
+    </w:p>
+    <w:p>
+      <w:pPr>
+        <w:spacing w:after="80"/>
+      </w:pPr>
+      <w:r>
+        <w:rPr>
+          <w:rFonts w:ascii="Meiryo" w:hAnsi="Meiryo" w:eastAsia="Meiryo"/>
+          <w:b/>
+          <w:color w:val="5B2C83"/>
+          <w:sz w:val="25"/>
+        </w:rPr>
+        <w:t>スマホのモード切り替え</w:t>
+      </w:r>
+    </w:p>
+    <w:p>
+      <w:pPr>
+        <w:pStyle w:val="ListBullet"/>
+      </w:pPr>
+      <w:r>
+        <w:rPr>
+          <w:rFonts w:ascii="Meiryo" w:hAnsi="Meiryo" w:eastAsia="Meiryo"/>
+          <w:b w:val="0"/>
+          <w:sz w:val="21"/>
+        </w:rPr>
+        <w:t>画面下のモデル名をタップで切り替え。普段は</w:t>
+      </w:r>
+      <w:r>
+        <w:rPr>
+          <w:rFonts w:ascii="Meiryo" w:hAnsi="Meiryo" w:eastAsia="Meiryo"/>
+          <w:b/>
+          <w:sz w:val="21"/>
+        </w:rPr>
+        <w:t>Sonnet</w:t>
+      </w:r>
+      <w:r>
+        <w:rPr>
+          <w:rFonts w:ascii="Meiryo" w:hAnsi="Meiryo" w:eastAsia="Meiryo"/>
+          <w:b w:val="0"/>
+          <w:sz w:val="21"/>
+        </w:rPr>
+        <w:t>か</w:t>
+      </w:r>
+      <w:r>
+        <w:rPr>
+          <w:rFonts w:ascii="Meiryo" w:hAnsi="Meiryo" w:eastAsia="Meiryo"/>
+          <w:b/>
+          <w:sz w:val="21"/>
+        </w:rPr>
+        <w:t>Opus</w:t>
+      </w:r>
+      <w:r>
+        <w:rPr>
+          <w:rFonts w:ascii="Meiryo" w:hAnsi="Meiryo" w:eastAsia="Meiryo"/>
+          <w:b w:val="0"/>
+          <w:sz w:val="21"/>
+        </w:rPr>
+        <w:t>でOK。</w:t>
+      </w:r>
+    </w:p>
+    <w:p>
+      <w:pPr>
+        <w:pBdr>
+          <w:bottom w:val="single" w:sz="6" w:space="1" w:color="C9A8E0"/>
+        </w:pBdr>
+      </w:pPr>
+    </w:p>
+    <w:p>
+      <w:pPr>
+        <w:spacing w:before="200" w:after="80"/>
+      </w:pPr>
+      <w:r>
+        <w:rPr>
+          <w:rFonts w:ascii="Meiryo" w:hAnsi="Meiryo" w:eastAsia="Meiryo"/>
+          <w:b/>
+          <w:color w:val="5B2C83"/>
+          <w:sz w:val="40"/>
+        </w:rPr>
+        <w:t>モードの説明</w:t>
+      </w:r>
+    </w:p>
+    <w:tbl>
+      <w:tblPr>
+        <w:tblStyle w:val="TableGrid"/>
+        <w:tblW w:type="auto" w:w="0"/>
+        <w:tblLook w:firstColumn="1" w:firstRow="1" w:lastColumn="0" w:lastRow="0" w:noHBand="0" w:noVBand="1" w:val="04A0"/>
+      </w:tblPr>
+      <w:tblGrid>
+        <w:gridCol w:w="2880"/>
+        <w:gridCol w:w="2880"/>
+        <w:gridCol w:w="2880"/>
+      </w:tblGrid>
+      <w:tr>
+        <w:tc>
+          <w:tcPr>
+            <w:tcW w:type="dxa" w:w="2880"/>
+            <w:shd w:val="clear" w:color="auto" w:fill="5B2C83"/>
+          </w:tcPr>
+          <w:p>
+            <w:r>
+              <w:rPr>
+                <w:b/>
+              </w:rPr>
+            </w:r>
+            <w:r>
+              <w:rPr>
+                <w:rFonts w:ascii="Meiryo" w:hAnsi="Meiryo" w:eastAsia="Meiryo"/>
+                <w:b/>
+                <w:color w:val="FFFFFF"/>
+                <w:sz w:val="20"/>
+              </w:rPr>
+              <w:t>モード</w:t>
+            </w:r>
+          </w:p>
+        </w:tc>
+        <w:tc>
+          <w:tcPr>
+            <w:tcW w:type="dxa" w:w="2880"/>
+            <w:shd w:val="clear" w:color="auto" w:fill="5B2C83"/>
+          </w:tcPr>
+          <w:p>
+            <w:r>
+              <w:rPr>
+                <w:b/>
+              </w:rPr>
+            </w:r>
+            <w:r>
+              <w:rPr>
+                <w:rFonts w:ascii="Meiryo" w:hAnsi="Meiryo" w:eastAsia="Meiryo"/>
+                <w:b/>
+                <w:color w:val="FFFFFF"/>
+                <w:sz w:val="20"/>
+              </w:rPr>
+              <w:t>特徴</w:t>
+            </w:r>
+          </w:p>
+        </w:tc>
+        <w:tc>
+          <w:tcPr>
+            <w:tcW w:type="dxa" w:w="2880"/>
+            <w:shd w:val="clear" w:color="auto" w:fill="5B2C83"/>
+          </w:tcPr>
+          <w:p>
+            <w:r>
+              <w:rPr>
+                <w:b/>
+              </w:rPr>
+            </w:r>
+            <w:r>
+              <w:rPr>
+                <w:rFonts w:ascii="Meiryo" w:hAnsi="Meiryo" w:eastAsia="Meiryo"/>
+                <w:b/>
+                <w:color w:val="FFFFFF"/>
+                <w:sz w:val="20"/>
+              </w:rPr>
+              <w:t>使いどころ</w:t>
+            </w:r>
+          </w:p>
+        </w:tc>
+      </w:tr>
+      <w:tr>
+        <w:tc>
+          <w:tcPr>
+            <w:tcW w:type="dxa" w:w="2880"/>
+          </w:tcPr>
+          <w:p>
+            <w:r/>
+            <w:r>
+              <w:rPr>
+                <w:rFonts w:ascii="Meiryo" w:hAnsi="Meiryo" w:eastAsia="Meiryo"/>
+                <w:b/>
+                <w:sz w:val="20"/>
+              </w:rPr>
+              <w:t>Opus（オーパス）</w:t>
+            </w:r>
+          </w:p>
+        </w:tc>
+        <w:tc>
+          <w:tcPr>
+            <w:tcW w:type="dxa" w:w="2880"/>
+          </w:tcPr>
+          <w:p>
+            <w:r/>
+            <w:r>
+              <w:rPr>
+                <w:rFonts w:ascii="Meiryo" w:hAnsi="Meiryo" w:eastAsia="Meiryo"/>
+                <w:b w:val="0"/>
+                <w:sz w:val="20"/>
+              </w:rPr>
+              <w:t>一番賢い。深く考える</w:t>
+            </w:r>
+          </w:p>
+        </w:tc>
+        <w:tc>
+          <w:tcPr>
+            <w:tcW w:type="dxa" w:w="2880"/>
+          </w:tcPr>
+          <w:p>
+            <w:r/>
+            <w:r>
+              <w:rPr>
+                <w:rFonts w:ascii="Meiryo" w:hAnsi="Meiryo" w:eastAsia="Meiryo"/>
+                <w:b w:val="0"/>
+                <w:sz w:val="20"/>
+              </w:rPr>
+              <w:t>重要な判断・複雑な分析</w:t>
+            </w:r>
+          </w:p>
+        </w:tc>
+      </w:tr>
+      <w:tr>
+        <w:tc>
+          <w:tcPr>
+            <w:tcW w:type="dxa" w:w="2880"/>
+          </w:tcPr>
+          <w:p>
+            <w:r/>
+            <w:r>
+              <w:rPr>
+                <w:rFonts w:ascii="Meiryo" w:hAnsi="Meiryo" w:eastAsia="Meiryo"/>
+                <w:b/>
+                <w:sz w:val="20"/>
+              </w:rPr>
+              <w:t>Sonnet（ソネット）</w:t>
+            </w:r>
+          </w:p>
+        </w:tc>
+        <w:tc>
+          <w:tcPr>
+            <w:tcW w:type="dxa" w:w="2880"/>
+          </w:tcPr>
+          <w:p>
+            <w:r/>
+            <w:r>
+              <w:rPr>
+                <w:rFonts w:ascii="Meiryo" w:hAnsi="Meiryo" w:eastAsia="Meiryo"/>
+                <w:b w:val="0"/>
+                <w:sz w:val="20"/>
+              </w:rPr>
+              <w:t>バランス型</w:t>
+            </w:r>
+          </w:p>
+        </w:tc>
+        <w:tc>
+          <w:tcPr>
+            <w:tcW w:type="dxa" w:w="2880"/>
+          </w:tcPr>
+          <w:p>
+            <w:r/>
+            <w:r>
+              <w:rPr>
+                <w:rFonts w:ascii="Meiryo" w:hAnsi="Meiryo" w:eastAsia="Meiryo"/>
+                <w:b w:val="0"/>
+                <w:sz w:val="20"/>
+              </w:rPr>
+              <w:t>普段の仕事はこれでOK</w:t>
+            </w:r>
+          </w:p>
+        </w:tc>
+      </w:tr>
+      <w:tr>
+        <w:tc>
+          <w:tcPr>
+            <w:tcW w:type="dxa" w:w="2880"/>
+          </w:tcPr>
+          <w:p>
+            <w:r/>
+            <w:r>
+              <w:rPr>
+                <w:rFonts w:ascii="Meiryo" w:hAnsi="Meiryo" w:eastAsia="Meiryo"/>
+                <w:b/>
+                <w:sz w:val="20"/>
+              </w:rPr>
+              <w:t>Haiku（ハイク）</w:t>
+            </w:r>
+          </w:p>
+        </w:tc>
+        <w:tc>
+          <w:tcPr>
+            <w:tcW w:type="dxa" w:w="2880"/>
+          </w:tcPr>
+          <w:p>
+            <w:r/>
+            <w:r>
+              <w:rPr>
+                <w:rFonts w:ascii="Meiryo" w:hAnsi="Meiryo" w:eastAsia="Meiryo"/>
+                <w:b w:val="0"/>
+                <w:sz w:val="20"/>
+              </w:rPr>
+              <w:t>一番速い</w:t>
+            </w:r>
+          </w:p>
+        </w:tc>
+        <w:tc>
+          <w:tcPr>
+            <w:tcW w:type="dxa" w:w="2880"/>
+          </w:tcPr>
+          <w:p>
+            <w:r/>
+            <w:r>
+              <w:rPr>
+                <w:rFonts w:ascii="Meiryo" w:hAnsi="Meiryo" w:eastAsia="Meiryo"/>
+                <w:b w:val="0"/>
+                <w:sz w:val="20"/>
+              </w:rPr>
+              <w:t>簡単な質問・ちょっとした確認</w:t>
+            </w:r>
+          </w:p>
+        </w:tc>
+      </w:tr>
+      <w:tr>
+        <w:tc>
+          <w:tcPr>
+            <w:tcW w:type="dxa" w:w="2880"/>
+          </w:tcPr>
+          <w:p>
+            <w:r/>
+            <w:r>
+              <w:rPr>
+                <w:rFonts w:ascii="Meiryo" w:hAnsi="Meiryo" w:eastAsia="Meiryo"/>
+                <w:b/>
+                <w:sz w:val="20"/>
+              </w:rPr>
+              <w:t>Fast（ファスト）</w:t>
+            </w:r>
+          </w:p>
+        </w:tc>
+        <w:tc>
+          <w:tcPr>
+            <w:tcW w:type="dxa" w:w="2880"/>
+          </w:tcPr>
+          <w:p>
+            <w:r/>
+            <w:r>
+              <w:rPr>
+                <w:rFonts w:ascii="Meiryo" w:hAnsi="Meiryo" w:eastAsia="Meiryo"/>
+                <w:b w:val="0"/>
+                <w:sz w:val="20"/>
+              </w:rPr>
+              <w:t>Opusの速度アップ版</w:t>
+            </w:r>
+          </w:p>
+        </w:tc>
+        <w:tc>
+          <w:tcPr>
+            <w:tcW w:type="dxa" w:w="2880"/>
+          </w:tcPr>
+          <w:p>
+            <w:r/>
+            <w:r>
+              <w:rPr>
+                <w:rFonts w:ascii="Meiryo" w:hAnsi="Meiryo" w:eastAsia="Meiryo"/>
+                <w:b w:val="0"/>
+                <w:sz w:val="20"/>
+              </w:rPr>
+              <w:t>急いでいるけど賢さも欲しいとき</w:t>
+            </w:r>
+          </w:p>
+        </w:tc>
+      </w:tr>
+    </w:tbl>
+    <w:p/>
+    <w:p>
+      <w:pPr>
+        <w:ind w:left="240"/>
+        <w:pBdr>
+          <w:left w:val="single" w:sz="18" w:space="8" w:color="C9A8E0"/>
+        </w:pBdr>
+      </w:pPr>
+      <w:r>
+        <w:rPr>
+          <w:rFonts w:ascii="Meiryo" w:hAnsi="Meiryo" w:eastAsia="Meiryo"/>
+          <w:b w:val="0"/>
+          <w:color w:val="444444"/>
+          <w:sz w:val="20"/>
+        </w:rPr>
+        <w:t xml:space="preserve">普段は </w:t>
+      </w:r>
+      <w:r>
+        <w:rPr>
+          <w:rFonts w:ascii="Meiryo" w:hAnsi="Meiryo" w:eastAsia="Meiryo"/>
+          <w:b/>
+          <w:color w:val="444444"/>
+          <w:sz w:val="20"/>
+        </w:rPr>
+        <w:t>Sonnet</w:t>
+      </w:r>
+      <w:r>
+        <w:rPr>
+          <w:rFonts w:ascii="Meiryo" w:hAnsi="Meiryo" w:eastAsia="Meiryo"/>
+          <w:b w:val="0"/>
+          <w:color w:val="444444"/>
+          <w:sz w:val="20"/>
+        </w:rPr>
+        <w:t xml:space="preserve"> か </w:t>
+      </w:r>
+      <w:r>
+        <w:rPr>
+          <w:rFonts w:ascii="Meiryo" w:hAnsi="Meiryo" w:eastAsia="Meiryo"/>
+          <w:b/>
+          <w:color w:val="444444"/>
+          <w:sz w:val="20"/>
+        </w:rPr>
+        <w:t>Opus</w:t>
+      </w:r>
+      <w:r>
+        <w:rPr>
+          <w:rFonts w:ascii="Meiryo" w:hAnsi="Meiryo" w:eastAsia="Meiryo"/>
+          <w:b w:val="0"/>
+          <w:color w:val="444444"/>
+          <w:sz w:val="20"/>
+        </w:rPr>
+        <w:t xml:space="preserve"> で十分。</w:t>
       </w:r>
     </w:p>
     <w:p>
@@ -2967,6 +4237,40 @@
                 <w:sz w:val="20"/>
               </w:rPr>
               <w:t>どうする</w:t>
+            </w:r>
+          </w:p>
+        </w:tc>
+      </w:tr>
+      <w:tr>
+        <w:tc>
+          <w:tcPr>
+            <w:tcW w:type="dxa" w:w="4320"/>
+          </w:tcPr>
+          <w:p>
+            <w:r/>
+            <w:r>
+              <w:rPr>
+                <w:rFonts w:ascii="Meiryo" w:hAnsi="Meiryo" w:eastAsia="Meiryo"/>
+                <w:b w:val="0"/>
+                <w:sz w:val="20"/>
+              </w:rPr>
+              <w:t>Proにしたのに表示が変わらない</w:t>
+            </w:r>
+          </w:p>
+        </w:tc>
+        <w:tc>
+          <w:tcPr>
+            <w:tcW w:type="dxa" w:w="4320"/>
+          </w:tcPr>
+          <w:p>
+            <w:r/>
+            <w:r>
+              <w:rPr>
+                <w:rFonts w:ascii="Meiryo" w:hAnsi="Meiryo" w:eastAsia="Meiryo"/>
+                <w:b/>
+                <w:sz w:val="20"/>
+              </w:rPr>
+              <w:t>ログアウト→再ログイン</w:t>
             </w:r>
           </w:p>
         </w:tc>
@@ -3084,7 +4388,7 @@
                 <w:b w:val="0"/>
                 <w:sz w:val="20"/>
               </w:rPr>
-              <w:t>迷惑メールを確認。数分待って再送</w:t>
+              <w:t>迷惑メールを確認</w:t>
             </w:r>
           </w:p>
         </w:tc>
@@ -3204,7 +4508,41 @@
                 <w:b w:val="0"/>
                 <w:sz w:val="20"/>
               </w:rPr>
-              <w:t>道具のセットアップで赤字・保留</w:t>
+              <w:t>ファイルをスマホに入れられない</w:t>
+            </w:r>
+          </w:p>
+        </w:tc>
+        <w:tc>
+          <w:tcPr>
+            <w:tcW w:type="dxa" w:w="4320"/>
+          </w:tcPr>
+          <w:p>
+            <w:r/>
+            <w:r>
+              <w:rPr>
+                <w:rFonts w:ascii="Meiryo" w:hAnsi="Meiryo" w:eastAsia="Meiryo"/>
+                <w:b w:val="0"/>
+                <w:sz w:val="20"/>
+              </w:rPr>
+              <w:t>パソコンのブラウザ（claude.ai）で設定</w:t>
+            </w:r>
+          </w:p>
+        </w:tc>
+      </w:tr>
+      <w:tr>
+        <w:tc>
+          <w:tcPr>
+            <w:tcW w:type="dxa" w:w="4320"/>
+          </w:tcPr>
+          <w:p>
+            <w:r/>
+            <w:r>
+              <w:rPr>
+                <w:rFonts w:ascii="Meiryo" w:hAnsi="Meiryo" w:eastAsia="Meiryo"/>
+                <w:b w:val="0"/>
+                <w:sz w:val="20"/>
+              </w:rPr>
+              <w:t>道具のセットアップがうまくいかない</w:t>
             </w:r>
           </w:p>
         </w:tc>
@@ -3234,7 +4572,7 @@
           <w:b w:val="0"/>
           <w:sz w:val="21"/>
         </w:rPr>
-        <w:t>困ったら、画面をそのままにして社長か五郎に見せてください。一緒に直します。</w:t>
+        <w:t>困ったら、画面をそのままにして社長か五郎に見せてください。</w:t>
       </w:r>
     </w:p>
     <w:p>
@@ -3262,14 +4600,6 @@
       <w:r>
         <w:rPr>
           <w:rFonts w:ascii="Meiryo" w:hAnsi="Meiryo" w:eastAsia="Meiryo"/>
-          <w:b w:val="0"/>
-          <w:sz w:val="21"/>
-        </w:rPr>
-        <w:t>STEP 5 や、スマホの「カスタム指示」に貼り付けて使います。</w:t>
-      </w:r>
-      <w:r>
-        <w:rPr>
-          <w:rFonts w:ascii="Meiryo" w:hAnsi="Meiryo" w:eastAsia="Meiryo"/>
           <w:b/>
           <w:sz w:val="21"/>
         </w:rPr>
@@ -3281,7 +4611,7 @@
           <w:b w:val="0"/>
           <w:sz w:val="21"/>
         </w:rPr>
-        <w:t>の部分を自分の情報に書き換えてください。</w:t>
+        <w:t>を自分の情報に書き換えてください。</w:t>
       </w:r>
     </w:p>
     <w:p>

--- a/五郎_成果物/スタッフ専用_導入設定手順書.docx
+++ b/五郎_成果物/スタッフ専用_導入設定手順書.docx
@@ -2362,7 +2362,7 @@
           <w:color w:val="5B2C83"/>
           <w:sz w:val="25"/>
         </w:rPr>
-        <w:t>GitHubと接続する（複数PCで同期したい場合）</w:t>
+        <w:t>GitHubと接続する（会社PCと自宅PCの同期に必要）</w:t>
       </w:r>
     </w:p>
     <w:p>
@@ -2450,6 +2450,99 @@
           <w:sz w:val="21"/>
         </w:rPr>
         <w:t>」と言えば、秘書が接続の作業をやってくれます。</w:t>
+      </w:r>
+    </w:p>
+    <w:p>
+      <w:pPr>
+        <w:spacing w:before="120" w:after="80"/>
+      </w:pPr>
+      <w:r>
+        <w:rPr>
+          <w:rFonts w:ascii="Meiryo" w:hAnsi="Meiryo" w:eastAsia="Meiryo"/>
+          <w:b/>
+          <w:color w:val="5B2C83"/>
+          <w:sz w:val="25"/>
+        </w:rPr>
+        <w:t>毎日の使い方（同期）</w:t>
+      </w:r>
+    </w:p>
+    <w:p>
+      <w:pPr>
+        <w:pStyle w:val="ListBullet"/>
+      </w:pPr>
+      <w:r>
+        <w:rPr>
+          <w:rFonts w:ascii="Meiryo" w:hAnsi="Meiryo" w:eastAsia="Meiryo"/>
+          <w:b w:val="0"/>
+          <w:sz w:val="21"/>
+        </w:rPr>
+        <w:t xml:space="preserve">仕事を始める前：秘書に「</w:t>
+      </w:r>
+      <w:r>
+        <w:rPr>
+          <w:rFonts w:ascii="Meiryo" w:hAnsi="Meiryo" w:eastAsia="Meiryo"/>
+          <w:b/>
+          <w:sz w:val="21"/>
+        </w:rPr>
+        <w:t>最新にして</w:t>
+      </w:r>
+      <w:r>
+        <w:rPr>
+          <w:rFonts w:ascii="Meiryo" w:hAnsi="Meiryo" w:eastAsia="Meiryo"/>
+          <w:b w:val="0"/>
+          <w:sz w:val="21"/>
+        </w:rPr>
+        <w:t>」と言う（棚から最新を取り出す＝プル）。</w:t>
+      </w:r>
+    </w:p>
+    <w:p>
+      <w:pPr>
+        <w:pStyle w:val="ListBullet"/>
+      </w:pPr>
+      <w:r>
+        <w:rPr>
+          <w:rFonts w:ascii="Meiryo" w:hAnsi="Meiryo" w:eastAsia="Meiryo"/>
+          <w:b w:val="0"/>
+          <w:sz w:val="21"/>
+        </w:rPr>
+        <w:t xml:space="preserve">何か作ったとき：秘書に「</w:t>
+      </w:r>
+      <w:r>
+        <w:rPr>
+          <w:rFonts w:ascii="Meiryo" w:hAnsi="Meiryo" w:eastAsia="Meiryo"/>
+          <w:b/>
+          <w:sz w:val="21"/>
+        </w:rPr>
+        <w:t>同期して</w:t>
+      </w:r>
+      <w:r>
+        <w:rPr>
+          <w:rFonts w:ascii="Meiryo" w:hAnsi="Meiryo" w:eastAsia="Meiryo"/>
+          <w:b w:val="0"/>
+          <w:sz w:val="21"/>
+        </w:rPr>
+        <w:t>」と言う（棚にしまう＝プッシュ）。</w:t>
+      </w:r>
+    </w:p>
+    <w:p>
+      <w:pPr>
+        <w:pStyle w:val="ListBullet"/>
+      </w:pPr>
+      <w:r>
+        <w:rPr>
+          <w:rFonts w:ascii="Meiryo" w:hAnsi="Meiryo" w:eastAsia="Meiryo"/>
+          <w:b w:val="0"/>
+          <w:sz w:val="21"/>
+        </w:rPr>
+        <w:t xml:space="preserve">作ったら、その場ですぐ同期する（あとでまとめてやらない）。</w:t>
+      </w:r>
+      <w:r>
+        <w:rPr>
+          <w:rFonts w:ascii="Meiryo" w:hAnsi="Meiryo" w:eastAsia="Meiryo"/>
+          <w:b/>
+          <w:sz w:val="21"/>
+        </w:rPr>
+        <w:t>これが一番大切なルールです。</w:t>
       </w:r>
     </w:p>
     <w:p>
@@ -2723,6 +2816,35 @@
     </w:p>
     <w:p>
       <w:pPr>
+        <w:pStyle w:val="ListNumber"/>
+      </w:pPr>
+      <w:r>
+        <w:rPr>
+          <w:rFonts w:ascii="Meiryo" w:hAnsi="Meiryo" w:eastAsia="Meiryo"/>
+          <w:b w:val="0"/>
+          <w:sz w:val="21"/>
+        </w:rPr>
+        <w:t>確認画面が出たら「</w:t>
+      </w:r>
+      <w:r>
+        <w:rPr>
+          <w:rFonts w:ascii="Meiryo" w:hAnsi="Meiryo" w:eastAsia="Meiryo"/>
+          <w:b/>
+          <w:sz w:val="21"/>
+        </w:rPr>
+        <w:t>拡張機能を追加</w:t>
+      </w:r>
+      <w:r>
+        <w:rPr>
+          <w:rFonts w:ascii="Meiryo" w:hAnsi="Meiryo" w:eastAsia="Meiryo"/>
+          <w:b w:val="0"/>
+          <w:sz w:val="21"/>
+        </w:rPr>
+        <w:t>」をクリック。</w:t>
+      </w:r>
+    </w:p>
+    <w:p>
+      <w:pPr>
         <w:pBdr>
           <w:bottom w:val="single" w:sz="6" w:space="1" w:color="C9A8E0"/>
         </w:pBdr>
@@ -2781,7 +2903,7 @@
           <w:b w:val="0"/>
           <w:sz w:val="21"/>
         </w:rPr>
-        <w:t>をまるごとコピー。</w:t>
+        <w:t>をまるごとコピー（マウスでなぞって選び、右クリック→「コピー」）。</w:t>
       </w:r>
     </w:p>
     <w:p>
@@ -2794,7 +2916,7 @@
           <w:b w:val="0"/>
           <w:sz w:val="21"/>
         </w:rPr>
-        <w:t>Claudeの入力欄に貼り付ける。</w:t>
+        <w:t>Claudeの入力欄で右クリック→「貼り付け」。</w:t>
       </w:r>
     </w:p>
     <w:p>
@@ -3293,6 +3415,19 @@
           <w:sz w:val="21"/>
         </w:rPr>
         <w:t>「Hey Siri、メモして」→ 話す → あとでパソコンの秘書に渡す。</w:t>
+      </w:r>
+    </w:p>
+    <w:p>
+      <w:pPr>
+        <w:pStyle w:val="ListBullet"/>
+      </w:pPr>
+      <w:r>
+        <w:rPr>
+          <w:rFonts w:ascii="Meiryo" w:hAnsi="Meiryo" w:eastAsia="Meiryo"/>
+          <w:b w:val="0"/>
+          <w:sz w:val="21"/>
+        </w:rPr>
+        <w:t>句読点は「まる」「てん」、改行は「かいぎょう」と声に出すと、きれいな文章になります。</w:t>
       </w:r>
     </w:p>
     <w:p>

--- a/五郎_成果物/スタッフ専用_導入設定手順書.docx
+++ b/五郎_成果物/スタッフ専用_導入設定手順書.docx
@@ -1088,7 +1088,7 @@
           <w:b w:val="0"/>
           <w:sz w:val="21"/>
         </w:rPr>
-        <w:t xml:space="preserve">住所欄に </w:t>
+        <w:t xml:space="preserve">アドレスバー（画面のいちばん上にある、横長の白い入力欄）に </w:t>
       </w:r>
       <w:r>
         <w:rPr>
@@ -1490,7 +1490,7 @@
           <w:b w:val="0"/>
           <w:sz w:val="21"/>
         </w:rPr>
-        <w:t xml:space="preserve">住所欄に </w:t>
+        <w:t xml:space="preserve">アドレスバーに </w:t>
       </w:r>
       <w:r>
         <w:rPr>
@@ -1697,7 +1697,7 @@
           <w:b w:val="0"/>
           <w:sz w:val="21"/>
         </w:rPr>
-        <w:t xml:space="preserve">住所欄に </w:t>
+        <w:t xml:space="preserve">アドレスバーに </w:t>
       </w:r>
       <w:r>
         <w:rPr>
@@ -2375,7 +2375,7 @@
           <w:b w:val="0"/>
           <w:sz w:val="21"/>
         </w:rPr>
-        <w:t xml:space="preserve">住所欄に </w:t>
+        <w:t xml:space="preserve">アドレスバーに </w:t>
       </w:r>
       <w:r>
         <w:rPr>
@@ -2721,7 +2721,7 @@
           <w:b w:val="0"/>
           <w:sz w:val="21"/>
         </w:rPr>
-        <w:t xml:space="preserve">住所欄に </w:t>
+        <w:t xml:space="preserve">アドレスバーに </w:t>
       </w:r>
       <w:r>
         <w:rPr>
